--- a/docs/phase 2/Spezifikationsdokument.docx
+++ b/docs/phase 2/Spezifikationsdokument.docx
@@ -96,15 +96,7 @@
         <w:jc w:val="center"/>
       </w:pPr>
       <w:r>
-        <w:t xml:space="preserve">Projekt: </w:t>
-      </w:r>
-      <w:proofErr w:type="gramStart"/>
-      <w:r>
-        <w:t>Software Engineering</w:t>
-      </w:r>
-      <w:proofErr w:type="gramEnd"/>
-      <w:r>
-        <w:t xml:space="preserve"> </w:t>
+        <w:t xml:space="preserve">Projekt: Software Engineering </w:t>
       </w:r>
     </w:p>
     <w:p>
@@ -298,19 +290,19 @@
         <w:rPr>
           <w:rFonts w:cs="Arial"/>
         </w:rPr>
-        <w:t>27</w:t>
+        <w:t>xx</w:t>
       </w:r>
       <w:r>
         <w:rPr>
           <w:rFonts w:cs="Arial"/>
         </w:rPr>
-        <w:t>.0</w:t>
+        <w:t>.</w:t>
       </w:r>
       <w:r>
         <w:rPr>
           <w:rFonts w:cs="Arial"/>
         </w:rPr>
-        <w:t>9</w:t>
+        <w:t>10</w:t>
       </w:r>
       <w:r>
         <w:rPr>
@@ -416,7 +408,7 @@
             </w:rPr>
             <w:fldChar w:fldCharType="separate"/>
           </w:r>
-          <w:hyperlink w:anchor="_Toc241413577" w:history="1">
+          <w:hyperlink w:anchor="_Toc243652449" w:history="1">
             <w:r>
               <w:rPr>
                 <w:rStyle w:val="Hyperlink"/>
@@ -444,7 +436,7 @@
                 <w:noProof/>
                 <w:webHidden/>
               </w:rPr>
-              <w:instrText xml:space="preserve"> PAGEREF _Toc241413577 \h </w:instrText>
+              <w:instrText xml:space="preserve"> PAGEREF _Toc243652449 \h </w:instrText>
             </w:r>
             <w:r>
               <w:rPr>
@@ -486,7 +478,7 @@
               <w:lang w:eastAsia="de-DE"/>
             </w:rPr>
           </w:pPr>
-          <w:hyperlink w:anchor="_Toc241413578" w:history="1">
+          <w:hyperlink w:anchor="_Toc243652450" w:history="1">
             <w:r>
               <w:rPr>
                 <w:rStyle w:val="Hyperlink"/>
@@ -514,7 +506,7 @@
                 <w:noProof/>
                 <w:webHidden/>
               </w:rPr>
-              <w:instrText xml:space="preserve"> PAGEREF _Toc241413578 \h </w:instrText>
+              <w:instrText xml:space="preserve"> PAGEREF _Toc243652450 \h </w:instrText>
             </w:r>
             <w:r>
               <w:rPr>
@@ -556,7 +548,7 @@
               <w:lang w:eastAsia="de-DE"/>
             </w:rPr>
           </w:pPr>
-          <w:hyperlink w:anchor="_Toc241413579" w:history="1">
+          <w:hyperlink w:anchor="_Toc243652451" w:history="1">
             <w:r>
               <w:rPr>
                 <w:rStyle w:val="Hyperlink"/>
@@ -584,7 +576,7 @@
                 <w:noProof/>
                 <w:webHidden/>
               </w:rPr>
-              <w:instrText xml:space="preserve"> PAGEREF _Toc241413579 \h </w:instrText>
+              <w:instrText xml:space="preserve"> PAGEREF _Toc243652451 \h </w:instrText>
             </w:r>
             <w:r>
               <w:rPr>
@@ -626,7 +618,7 @@
               <w:lang w:eastAsia="de-DE"/>
             </w:rPr>
           </w:pPr>
-          <w:hyperlink w:anchor="_Toc241413580" w:history="1">
+          <w:hyperlink w:anchor="_Toc243652452" w:history="1">
             <w:r>
               <w:rPr>
                 <w:rStyle w:val="Hyperlink"/>
@@ -653,7 +645,7 @@
                 <w:noProof/>
                 <w:webHidden/>
               </w:rPr>
-              <w:instrText xml:space="preserve"> PAGEREF _Toc241413580 \h </w:instrText>
+              <w:instrText xml:space="preserve"> PAGEREF _Toc243652452 \h </w:instrText>
             </w:r>
             <w:r>
               <w:rPr>
@@ -695,7 +687,7 @@
               <w:lang w:eastAsia="de-DE"/>
             </w:rPr>
           </w:pPr>
-          <w:hyperlink w:anchor="_Toc241413581" w:history="1">
+          <w:hyperlink w:anchor="_Toc243652453" w:history="1">
             <w:r>
               <w:rPr>
                 <w:rStyle w:val="Hyperlink"/>
@@ -723,7 +715,7 @@
                 <w:noProof/>
                 <w:webHidden/>
               </w:rPr>
-              <w:instrText xml:space="preserve"> PAGEREF _Toc241413581 \h </w:instrText>
+              <w:instrText xml:space="preserve"> PAGEREF _Toc243652453 \h </w:instrText>
             </w:r>
             <w:r>
               <w:rPr>
@@ -765,7 +757,7 @@
               <w:lang w:eastAsia="de-DE"/>
             </w:rPr>
           </w:pPr>
-          <w:hyperlink w:anchor="_Toc241413582" w:history="1">
+          <w:hyperlink w:anchor="_Toc243652454" w:history="1">
             <w:r>
               <w:rPr>
                 <w:rStyle w:val="Hyperlink"/>
@@ -793,7 +785,7 @@
                 <w:noProof/>
                 <w:webHidden/>
               </w:rPr>
-              <w:instrText xml:space="preserve"> PAGEREF _Toc241413582 \h </w:instrText>
+              <w:instrText xml:space="preserve"> PAGEREF _Toc243652454 \h </w:instrText>
             </w:r>
             <w:r>
               <w:rPr>
@@ -838,7 +830,7 @@
               <w:lang w:eastAsia="de-DE"/>
             </w:rPr>
           </w:pPr>
-          <w:hyperlink w:anchor="_Toc241413583" w:history="1">
+          <w:hyperlink w:anchor="_Toc243652455" w:history="1">
             <w:r>
               <w:rPr>
                 <w:rStyle w:val="Hyperlink"/>
@@ -865,7 +857,7 @@
                 <w:noProof/>
                 <w:webHidden/>
               </w:rPr>
-              <w:instrText xml:space="preserve"> PAGEREF _Toc241413583 \h </w:instrText>
+              <w:instrText xml:space="preserve"> PAGEREF _Toc243652455 \h </w:instrText>
             </w:r>
             <w:r>
               <w:rPr>
@@ -910,7 +902,7 @@
               <w:lang w:eastAsia="de-DE"/>
             </w:rPr>
           </w:pPr>
-          <w:hyperlink w:anchor="_Toc241413584" w:history="1">
+          <w:hyperlink w:anchor="_Toc243652456" w:history="1">
             <w:r>
               <w:rPr>
                 <w:rStyle w:val="Hyperlink"/>
@@ -937,7 +929,7 @@
                 <w:noProof/>
                 <w:webHidden/>
               </w:rPr>
-              <w:instrText xml:space="preserve"> PAGEREF _Toc241413584 \h </w:instrText>
+              <w:instrText xml:space="preserve"> PAGEREF _Toc243652456 \h </w:instrText>
             </w:r>
             <w:r>
               <w:rPr>
@@ -979,7 +971,7 @@
               <w:lang w:eastAsia="de-DE"/>
             </w:rPr>
           </w:pPr>
-          <w:hyperlink w:anchor="_Toc241413585" w:history="1">
+          <w:hyperlink w:anchor="_Toc243652457" w:history="1">
             <w:r>
               <w:rPr>
                 <w:rStyle w:val="Hyperlink"/>
@@ -1007,7 +999,7 @@
                 <w:noProof/>
                 <w:webHidden/>
               </w:rPr>
-              <w:instrText xml:space="preserve"> PAGEREF _Toc241413585 \h </w:instrText>
+              <w:instrText xml:space="preserve"> PAGEREF _Toc243652457 \h </w:instrText>
             </w:r>
             <w:r>
               <w:rPr>
@@ -1049,7 +1041,7 @@
               <w:lang w:eastAsia="de-DE"/>
             </w:rPr>
           </w:pPr>
-          <w:hyperlink w:anchor="_Toc241413586" w:history="1">
+          <w:hyperlink w:anchor="_Toc243652458" w:history="1">
             <w:r>
               <w:rPr>
                 <w:rStyle w:val="Hyperlink"/>
@@ -1076,7 +1068,7 @@
                 <w:noProof/>
                 <w:webHidden/>
               </w:rPr>
-              <w:instrText xml:space="preserve"> PAGEREF _Toc241413586 \h </w:instrText>
+              <w:instrText xml:space="preserve"> PAGEREF _Toc243652458 \h </w:instrText>
             </w:r>
             <w:r>
               <w:rPr>
@@ -1121,7 +1113,7 @@
               <w:lang w:eastAsia="de-DE"/>
             </w:rPr>
           </w:pPr>
-          <w:hyperlink w:anchor="_Toc241413587" w:history="1">
+          <w:hyperlink w:anchor="_Toc243652459" w:history="1">
             <w:r>
               <w:rPr>
                 <w:rStyle w:val="Hyperlink"/>
@@ -1148,7 +1140,7 @@
                 <w:noProof/>
                 <w:webHidden/>
               </w:rPr>
-              <w:instrText xml:space="preserve"> PAGEREF _Toc241413587 \h </w:instrText>
+              <w:instrText xml:space="preserve"> PAGEREF _Toc243652459 \h </w:instrText>
             </w:r>
             <w:r>
               <w:rPr>
@@ -1193,7 +1185,7 @@
               <w:lang w:eastAsia="de-DE"/>
             </w:rPr>
           </w:pPr>
-          <w:hyperlink w:anchor="_Toc241413588" w:history="1">
+          <w:hyperlink w:anchor="_Toc243652460" w:history="1">
             <w:r>
               <w:rPr>
                 <w:rStyle w:val="Hyperlink"/>
@@ -1220,7 +1212,7 @@
                 <w:noProof/>
                 <w:webHidden/>
               </w:rPr>
-              <w:instrText xml:space="preserve"> PAGEREF _Toc241413588 \h </w:instrText>
+              <w:instrText xml:space="preserve"> PAGEREF _Toc243652460 \h </w:instrText>
             </w:r>
             <w:r>
               <w:rPr>
@@ -1262,7 +1254,7 @@
               <w:lang w:eastAsia="de-DE"/>
             </w:rPr>
           </w:pPr>
-          <w:hyperlink w:anchor="_Toc241413589" w:history="1">
+          <w:hyperlink w:anchor="_Toc243652461" w:history="1">
             <w:r>
               <w:rPr>
                 <w:rStyle w:val="Hyperlink"/>
@@ -1289,7 +1281,7 @@
                 <w:noProof/>
                 <w:webHidden/>
               </w:rPr>
-              <w:instrText xml:space="preserve"> PAGEREF _Toc241413589 \h </w:instrText>
+              <w:instrText xml:space="preserve"> PAGEREF _Toc243652461 \h </w:instrText>
             </w:r>
             <w:r>
               <w:rPr>
@@ -1364,7 +1356,7 @@
           <w:rFonts w:cs="Arial"/>
         </w:rPr>
       </w:pPr>
-      <w:bookmarkStart w:id="0" w:name="_Toc241413577"/>
+      <w:bookmarkStart w:id="0" w:name="_Toc243652449"/>
       <w:r>
         <w:rPr>
           <w:rFonts w:cs="Arial"/>
@@ -1406,7 +1398,7 @@
         </w:rPr>
         <w:fldChar w:fldCharType="separate"/>
       </w:r>
-      <w:hyperlink w:anchor="_Toc241413568" w:history="1">
+      <w:hyperlink w:anchor="_Toc243652440" w:history="1">
         <w:r>
           <w:rPr>
             <w:rStyle w:val="Hyperlink"/>
@@ -1433,7 +1425,7 @@
             <w:noProof/>
             <w:webHidden/>
           </w:rPr>
-          <w:instrText xml:space="preserve"> PAGEREF _Toc241413568 \h </w:instrText>
+          <w:instrText xml:space="preserve"> PAGEREF _Toc243652440 \h </w:instrText>
         </w:r>
         <w:r>
           <w:rPr>
@@ -1478,7 +1470,7 @@
           <w:lang w:eastAsia="de-DE"/>
         </w:rPr>
       </w:pPr>
-      <w:hyperlink w:anchor="_Toc241413569" w:history="1">
+      <w:hyperlink w:anchor="_Toc243652441" w:history="1">
         <w:r>
           <w:rPr>
             <w:rStyle w:val="Hyperlink"/>
@@ -1505,7 +1497,7 @@
             <w:noProof/>
             <w:webHidden/>
           </w:rPr>
-          <w:instrText xml:space="preserve"> PAGEREF _Toc241413569 \h </w:instrText>
+          <w:instrText xml:space="preserve"> PAGEREF _Toc243652441 \h </w:instrText>
         </w:r>
         <w:r>
           <w:rPr>
@@ -1550,7 +1542,7 @@
           <w:lang w:eastAsia="de-DE"/>
         </w:rPr>
       </w:pPr>
-      <w:hyperlink w:anchor="_Toc241413570" w:history="1">
+      <w:hyperlink w:anchor="_Toc243652442" w:history="1">
         <w:r>
           <w:rPr>
             <w:rStyle w:val="Hyperlink"/>
@@ -1577,7 +1569,7 @@
             <w:noProof/>
             <w:webHidden/>
           </w:rPr>
-          <w:instrText xml:space="preserve"> PAGEREF _Toc241413570 \h </w:instrText>
+          <w:instrText xml:space="preserve"> PAGEREF _Toc243652442 \h </w:instrText>
         </w:r>
         <w:r>
           <w:rPr>
@@ -1622,7 +1614,7 @@
           <w:lang w:eastAsia="de-DE"/>
         </w:rPr>
       </w:pPr>
-      <w:hyperlink w:anchor="_Toc241413571" w:history="1">
+      <w:hyperlink w:anchor="_Toc243652443" w:history="1">
         <w:r>
           <w:rPr>
             <w:rStyle w:val="Hyperlink"/>
@@ -1649,7 +1641,7 @@
             <w:noProof/>
             <w:webHidden/>
           </w:rPr>
-          <w:instrText xml:space="preserve"> PAGEREF _Toc241413571 \h </w:instrText>
+          <w:instrText xml:space="preserve"> PAGEREF _Toc243652443 \h </w:instrText>
         </w:r>
         <w:r>
           <w:rPr>
@@ -1694,13 +1686,13 @@
           <w:lang w:eastAsia="de-DE"/>
         </w:rPr>
       </w:pPr>
-      <w:hyperlink w:anchor="_Toc241413572" w:history="1">
+      <w:hyperlink w:anchor="_Toc243652444" w:history="1">
         <w:r>
           <w:rPr>
             <w:rStyle w:val="Hyperlink"/>
             <w:noProof/>
           </w:rPr>
-          <w:t>Abbildung 5: Dialogfluss</w:t>
+          <w:t>Abbildung 5: Mockup der Startseiten</w:t>
         </w:r>
         <w:r>
           <w:rPr>
@@ -1721,7 +1713,7 @@
             <w:noProof/>
             <w:webHidden/>
           </w:rPr>
-          <w:instrText xml:space="preserve"> PAGEREF _Toc241413572 \h </w:instrText>
+          <w:instrText xml:space="preserve"> PAGEREF _Toc243652444 \h </w:instrText>
         </w:r>
         <w:r>
           <w:rPr>
@@ -1741,7 +1733,295 @@
             <w:noProof/>
             <w:webHidden/>
           </w:rPr>
+          <w:t>11</w:t>
+        </w:r>
+        <w:r>
+          <w:rPr>
+            <w:noProof/>
+            <w:webHidden/>
+          </w:rPr>
+          <w:fldChar w:fldCharType="end"/>
+        </w:r>
+      </w:hyperlink>
+    </w:p>
+    <w:p>
+      <w:pPr>
+        <w:pStyle w:val="Abbildungsverzeichnis"/>
+        <w:tabs>
+          <w:tab w:val="right" w:leader="dot" w:pos="9628"/>
+        </w:tabs>
+        <w:rPr>
+          <w:rFonts w:asciiTheme="minorHAnsi" w:eastAsiaTheme="minorEastAsia" w:hAnsiTheme="minorHAnsi"/>
+          <w:noProof/>
+          <w:sz w:val="24"/>
+          <w:szCs w:val="24"/>
+          <w:lang w:eastAsia="de-DE"/>
+        </w:rPr>
+      </w:pPr>
+      <w:hyperlink w:anchor="_Toc243652445" w:history="1">
+        <w:r>
+          <w:rPr>
+            <w:rStyle w:val="Hyperlink"/>
+            <w:noProof/>
+          </w:rPr>
+          <w:t>Abbildung 6: Mockup Spielvorbereitung</w:t>
+        </w:r>
+        <w:r>
+          <w:rPr>
+            <w:noProof/>
+            <w:webHidden/>
+          </w:rPr>
+          <w:tab/>
+        </w:r>
+        <w:r>
+          <w:rPr>
+            <w:noProof/>
+            <w:webHidden/>
+          </w:rPr>
+          <w:fldChar w:fldCharType="begin"/>
+        </w:r>
+        <w:r>
+          <w:rPr>
+            <w:noProof/>
+            <w:webHidden/>
+          </w:rPr>
+          <w:instrText xml:space="preserve"> PAGEREF _Toc243652445 \h </w:instrText>
+        </w:r>
+        <w:r>
+          <w:rPr>
+            <w:noProof/>
+            <w:webHidden/>
+          </w:rPr>
+        </w:r>
+        <w:r>
+          <w:rPr>
+            <w:noProof/>
+            <w:webHidden/>
+          </w:rPr>
+          <w:fldChar w:fldCharType="separate"/>
+        </w:r>
+        <w:r>
+          <w:rPr>
+            <w:noProof/>
+            <w:webHidden/>
+          </w:rPr>
           <w:t>12</w:t>
+        </w:r>
+        <w:r>
+          <w:rPr>
+            <w:noProof/>
+            <w:webHidden/>
+          </w:rPr>
+          <w:fldChar w:fldCharType="end"/>
+        </w:r>
+      </w:hyperlink>
+    </w:p>
+    <w:p>
+      <w:pPr>
+        <w:pStyle w:val="Abbildungsverzeichnis"/>
+        <w:tabs>
+          <w:tab w:val="right" w:leader="dot" w:pos="9628"/>
+        </w:tabs>
+        <w:rPr>
+          <w:rFonts w:asciiTheme="minorHAnsi" w:eastAsiaTheme="minorEastAsia" w:hAnsiTheme="minorHAnsi"/>
+          <w:noProof/>
+          <w:sz w:val="24"/>
+          <w:szCs w:val="24"/>
+          <w:lang w:eastAsia="de-DE"/>
+        </w:rPr>
+      </w:pPr>
+      <w:hyperlink w:anchor="_Toc243652446" w:history="1">
+        <w:r>
+          <w:rPr>
+            <w:rStyle w:val="Hyperlink"/>
+            <w:noProof/>
+          </w:rPr>
+          <w:t>Abbildung 7: Mockup Spielansicht</w:t>
+        </w:r>
+        <w:r>
+          <w:rPr>
+            <w:noProof/>
+            <w:webHidden/>
+          </w:rPr>
+          <w:tab/>
+        </w:r>
+        <w:r>
+          <w:rPr>
+            <w:noProof/>
+            <w:webHidden/>
+          </w:rPr>
+          <w:fldChar w:fldCharType="begin"/>
+        </w:r>
+        <w:r>
+          <w:rPr>
+            <w:noProof/>
+            <w:webHidden/>
+          </w:rPr>
+          <w:instrText xml:space="preserve"> PAGEREF _Toc243652446 \h </w:instrText>
+        </w:r>
+        <w:r>
+          <w:rPr>
+            <w:noProof/>
+            <w:webHidden/>
+          </w:rPr>
+        </w:r>
+        <w:r>
+          <w:rPr>
+            <w:noProof/>
+            <w:webHidden/>
+          </w:rPr>
+          <w:fldChar w:fldCharType="separate"/>
+        </w:r>
+        <w:r>
+          <w:rPr>
+            <w:noProof/>
+            <w:webHidden/>
+          </w:rPr>
+          <w:t>13</w:t>
+        </w:r>
+        <w:r>
+          <w:rPr>
+            <w:noProof/>
+            <w:webHidden/>
+          </w:rPr>
+          <w:fldChar w:fldCharType="end"/>
+        </w:r>
+      </w:hyperlink>
+    </w:p>
+    <w:p>
+      <w:pPr>
+        <w:pStyle w:val="Abbildungsverzeichnis"/>
+        <w:tabs>
+          <w:tab w:val="right" w:leader="dot" w:pos="9628"/>
+        </w:tabs>
+        <w:rPr>
+          <w:rFonts w:asciiTheme="minorHAnsi" w:eastAsiaTheme="minorEastAsia" w:hAnsiTheme="minorHAnsi"/>
+          <w:noProof/>
+          <w:sz w:val="24"/>
+          <w:szCs w:val="24"/>
+          <w:lang w:eastAsia="de-DE"/>
+        </w:rPr>
+      </w:pPr>
+      <w:hyperlink w:anchor="_Toc243652447" w:history="1">
+        <w:r>
+          <w:rPr>
+            <w:rStyle w:val="Hyperlink"/>
+            <w:noProof/>
+          </w:rPr>
+          <w:t>Abbildung 8: Mockup Spielende</w:t>
+        </w:r>
+        <w:r>
+          <w:rPr>
+            <w:noProof/>
+            <w:webHidden/>
+          </w:rPr>
+          <w:tab/>
+        </w:r>
+        <w:r>
+          <w:rPr>
+            <w:noProof/>
+            <w:webHidden/>
+          </w:rPr>
+          <w:fldChar w:fldCharType="begin"/>
+        </w:r>
+        <w:r>
+          <w:rPr>
+            <w:noProof/>
+            <w:webHidden/>
+          </w:rPr>
+          <w:instrText xml:space="preserve"> PAGEREF _Toc243652447 \h </w:instrText>
+        </w:r>
+        <w:r>
+          <w:rPr>
+            <w:noProof/>
+            <w:webHidden/>
+          </w:rPr>
+        </w:r>
+        <w:r>
+          <w:rPr>
+            <w:noProof/>
+            <w:webHidden/>
+          </w:rPr>
+          <w:fldChar w:fldCharType="separate"/>
+        </w:r>
+        <w:r>
+          <w:rPr>
+            <w:noProof/>
+            <w:webHidden/>
+          </w:rPr>
+          <w:t>14</w:t>
+        </w:r>
+        <w:r>
+          <w:rPr>
+            <w:noProof/>
+            <w:webHidden/>
+          </w:rPr>
+          <w:fldChar w:fldCharType="end"/>
+        </w:r>
+      </w:hyperlink>
+    </w:p>
+    <w:p>
+      <w:pPr>
+        <w:pStyle w:val="Abbildungsverzeichnis"/>
+        <w:tabs>
+          <w:tab w:val="right" w:leader="dot" w:pos="9628"/>
+        </w:tabs>
+        <w:rPr>
+          <w:rFonts w:asciiTheme="minorHAnsi" w:eastAsiaTheme="minorEastAsia" w:hAnsiTheme="minorHAnsi"/>
+          <w:noProof/>
+          <w:sz w:val="24"/>
+          <w:szCs w:val="24"/>
+          <w:lang w:eastAsia="de-DE"/>
+        </w:rPr>
+      </w:pPr>
+      <w:hyperlink w:anchor="_Toc243652448" w:history="1">
+        <w:r>
+          <w:rPr>
+            <w:rStyle w:val="Hyperlink"/>
+            <w:noProof/>
+          </w:rPr>
+          <w:t>Abbildung 9: Dialogfluss</w:t>
+        </w:r>
+        <w:r>
+          <w:rPr>
+            <w:noProof/>
+            <w:webHidden/>
+          </w:rPr>
+          <w:tab/>
+        </w:r>
+        <w:r>
+          <w:rPr>
+            <w:noProof/>
+            <w:webHidden/>
+          </w:rPr>
+          <w:fldChar w:fldCharType="begin"/>
+        </w:r>
+        <w:r>
+          <w:rPr>
+            <w:noProof/>
+            <w:webHidden/>
+          </w:rPr>
+          <w:instrText xml:space="preserve"> PAGEREF _Toc243652448 \h </w:instrText>
+        </w:r>
+        <w:r>
+          <w:rPr>
+            <w:noProof/>
+            <w:webHidden/>
+          </w:rPr>
+        </w:r>
+        <w:r>
+          <w:rPr>
+            <w:noProof/>
+            <w:webHidden/>
+          </w:rPr>
+          <w:fldChar w:fldCharType="separate"/>
+        </w:r>
+        <w:r>
+          <w:rPr>
+            <w:noProof/>
+            <w:webHidden/>
+          </w:rPr>
+          <w:t>15</w:t>
         </w:r>
         <w:r>
           <w:rPr>
@@ -1784,7 +2064,7 @@
           <w:rFonts w:cs="Arial"/>
         </w:rPr>
       </w:pPr>
-      <w:bookmarkStart w:id="1" w:name="_Toc241413578"/>
+      <w:bookmarkStart w:id="1" w:name="_Toc243652450"/>
       <w:r>
         <w:rPr>
           <w:rFonts w:cs="Arial"/>
@@ -2087,7 +2367,7 @@
             <w:noProof/>
             <w:webHidden/>
           </w:rPr>
-          <w:t>12</w:t>
+          <w:t>15</w:t>
         </w:r>
         <w:r>
           <w:rPr>
@@ -2128,7 +2408,7 @@
           <w:rFonts w:cs="Arial"/>
         </w:rPr>
       </w:pPr>
-      <w:bookmarkStart w:id="3" w:name="_Toc241413579"/>
+      <w:bookmarkStart w:id="3" w:name="_Toc243652451"/>
       <w:r>
         <w:rPr>
           <w:rFonts w:cs="Arial"/>
@@ -2139,7 +2419,6 @@
       <w:bookmarkEnd w:id="3"/>
     </w:p>
     <w:p>
-      <w:proofErr w:type="gramStart"/>
       <w:r>
         <w:t>GO</w:t>
       </w:r>
@@ -2150,10 +2429,8 @@
         <w:tab/>
         <w:t>Geschäftsobjekt</w:t>
       </w:r>
-      <w:proofErr w:type="gramEnd"/>
-    </w:p>
-    <w:p>
-      <w:proofErr w:type="gramStart"/>
+    </w:p>
+    <w:p>
       <w:r>
         <w:t xml:space="preserve">GR </w:t>
       </w:r>
@@ -2164,26 +2441,63 @@
         <w:tab/>
         <w:t>Geschäftsregel</w:t>
       </w:r>
-      <w:proofErr w:type="gramEnd"/>
-    </w:p>
-    <w:p>
-      <w:r>
+    </w:p>
+    <w:p>
+      <w:pPr>
+        <w:rPr>
+          <w:lang w:val="en-GB"/>
+        </w:rPr>
+      </w:pPr>
+      <w:r>
+        <w:rPr>
+          <w:lang w:val="en-GB"/>
+        </w:rPr>
+        <w:t>GUI</w:t>
+      </w:r>
+      <w:r>
+        <w:rPr>
+          <w:lang w:val="en-GB"/>
+        </w:rPr>
+        <w:tab/>
+      </w:r>
+      <w:r>
+        <w:rPr>
+          <w:lang w:val="en-GB"/>
+        </w:rPr>
+        <w:tab/>
+        <w:t>Graphic User Int</w:t>
+      </w:r>
+      <w:r>
+        <w:rPr>
+          <w:lang w:val="en-GB"/>
+        </w:rPr>
+        <w:t>erface</w:t>
+      </w:r>
+    </w:p>
+    <w:p>
+      <w:pPr>
+        <w:rPr>
+          <w:lang w:val="en-GB"/>
+        </w:rPr>
+      </w:pPr>
+      <w:r>
+        <w:rPr>
+          <w:lang w:val="en-GB"/>
+        </w:rPr>
         <w:t>JSON</w:t>
       </w:r>
       <w:r>
+        <w:rPr>
+          <w:lang w:val="en-GB"/>
+        </w:rPr>
         <w:tab/>
       </w:r>
       <w:r>
+        <w:rPr>
+          <w:lang w:val="en-GB"/>
+        </w:rPr>
         <w:tab/>
-        <w:t xml:space="preserve">JavaScript </w:t>
-      </w:r>
-      <w:proofErr w:type="spellStart"/>
-      <w:r>
-        <w:t>Object</w:t>
-      </w:r>
-      <w:proofErr w:type="spellEnd"/>
-      <w:r>
-        <w:t xml:space="preserve"> Notation</w:t>
+        <w:t>JavaScript Object Notation</w:t>
       </w:r>
     </w:p>
     <w:p>
@@ -2227,7 +2541,7 @@
       </w:pPr>
       <w:bookmarkStart w:id="4" w:name="_Toc192768108"/>
       <w:bookmarkStart w:id="5" w:name="_Toc202101948"/>
-      <w:bookmarkStart w:id="6" w:name="_Toc241413580"/>
+      <w:bookmarkStart w:id="6" w:name="_Toc243652452"/>
       <w:r>
         <w:lastRenderedPageBreak/>
         <w:t xml:space="preserve">1. </w:t>
@@ -2258,7 +2572,7 @@
           <w:rFonts w:cs="Arial"/>
         </w:rPr>
       </w:pPr>
-      <w:bookmarkStart w:id="7" w:name="_Toc241413581"/>
+      <w:bookmarkStart w:id="7" w:name="_Toc243652453"/>
       <w:bookmarkEnd w:id="4"/>
       <w:bookmarkEnd w:id="5"/>
       <w:r>
@@ -2298,7 +2612,13 @@
         <w:t>technische Implementierungsdetails</w:t>
       </w:r>
       <w:r>
-        <w:t xml:space="preserve"> vorzugehen. </w:t>
+        <w:t xml:space="preserve"> </w:t>
+      </w:r>
+      <w:r>
+        <w:t>vorwegzunehmen</w:t>
+      </w:r>
+      <w:r>
+        <w:t xml:space="preserve">. </w:t>
       </w:r>
     </w:p>
     <w:p>
@@ -2675,13 +2995,8 @@
               <w:spacing w:after="120"/>
             </w:pPr>
             <w:r>
-              <w:t xml:space="preserve">Position, Orientierung, </w:t>
-            </w:r>
-            <w:proofErr w:type="spellStart"/>
-            <w:r>
-              <w:t>Wegtyp</w:t>
-            </w:r>
-            <w:proofErr w:type="spellEnd"/>
+              <w:t>Position, Orientierung, Wegtyp</w:t>
+            </w:r>
           </w:p>
         </w:tc>
       </w:tr>
@@ -2818,13 +3133,8 @@
               <w:spacing w:after="120"/>
             </w:pPr>
             <w:r>
-              <w:t xml:space="preserve">Zugnummer, </w:t>
-            </w:r>
-            <w:proofErr w:type="spellStart"/>
-            <w:r>
-              <w:t>Zugphase</w:t>
-            </w:r>
-            <w:proofErr w:type="spellEnd"/>
+              <w:t>Zugnummer, Zugphase</w:t>
+            </w:r>
           </w:p>
         </w:tc>
       </w:tr>
@@ -2836,7 +3146,13 @@
         </w:tabs>
       </w:pPr>
       <w:r>
-        <w:t>Quelle. Eigene Darstellung</w:t>
+        <w:t>Quelle</w:t>
+      </w:r>
+      <w:r>
+        <w:t>:</w:t>
+      </w:r>
+      <w:r>
+        <w:t xml:space="preserve"> Eigene Darstellung</w:t>
       </w:r>
     </w:p>
     <w:p>
@@ -2857,7 +3173,7 @@
     </w:p>
     <w:p>
       <w:r>
-        <w:t>Eine Zielkarte gehört genau einem Spieler und verweist abhängig von ihrem Typ auf ein Artefakt oder einen besonderen Ort des Spielfelds.</w:t>
+        <w:t>Eine Zielkarte gehört genau einem Spieler und verweist auf ein Artefakt.</w:t>
       </w:r>
     </w:p>
     <w:p>
@@ -2882,7 +3198,7 @@
           <w:szCs w:val="22"/>
         </w:rPr>
       </w:pPr>
-      <w:bookmarkStart w:id="9" w:name="_Toc241413568"/>
+      <w:bookmarkStart w:id="9" w:name="_Toc243652440"/>
       <w:r>
         <w:rPr>
           <w:sz w:val="22"/>
@@ -2984,7 +3300,13 @@
         </w:tabs>
       </w:pPr>
       <w:r>
-        <w:t>Quelle. Eigene Darstellung</w:t>
+        <w:t>Quelle</w:t>
+      </w:r>
+      <w:r>
+        <w:t>:</w:t>
+      </w:r>
+      <w:r>
+        <w:t xml:space="preserve"> Eigene Darstellung</w:t>
       </w:r>
     </w:p>
     <w:p>
@@ -2999,7 +3321,7 @@
           <w:rFonts w:cs="Arial"/>
         </w:rPr>
       </w:pPr>
-      <w:bookmarkStart w:id="10" w:name="_Toc241413582"/>
+      <w:bookmarkStart w:id="10" w:name="_Toc243652454"/>
       <w:r>
         <w:rPr>
           <w:rFonts w:cs="Arial"/>
@@ -3030,7 +3352,7 @@
       <w:pPr>
         <w:pStyle w:val="berschrift2"/>
       </w:pPr>
-      <w:bookmarkStart w:id="11" w:name="_Toc241413583"/>
+      <w:bookmarkStart w:id="11" w:name="_Toc243652455"/>
       <w:r>
         <w:t xml:space="preserve">3.1 </w:t>
       </w:r>
@@ -3199,7 +3521,7 @@
           <w:szCs w:val="22"/>
         </w:rPr>
       </w:pPr>
-      <w:bookmarkStart w:id="12" w:name="_Toc241413569"/>
+      <w:bookmarkStart w:id="12" w:name="_Toc243652441"/>
       <w:r>
         <w:rPr>
           <w:sz w:val="22"/>
@@ -3302,14 +3624,20 @@
         </w:tabs>
       </w:pPr>
       <w:r>
-        <w:t>Quelle. Eigene Darstellung</w:t>
+        <w:t>Quelle</w:t>
+      </w:r>
+      <w:r>
+        <w:t>:</w:t>
+      </w:r>
+      <w:r>
+        <w:t xml:space="preserve"> Eigene Darstellung</w:t>
       </w:r>
     </w:p>
     <w:p>
       <w:pPr>
         <w:pStyle w:val="berschrift2"/>
       </w:pPr>
-      <w:bookmarkStart w:id="13" w:name="_Toc241413584"/>
+      <w:bookmarkStart w:id="13" w:name="_Toc243652456"/>
       <w:r>
         <w:t xml:space="preserve">3.2 </w:t>
       </w:r>
@@ -3480,15 +3808,7 @@
         <w:spacing w:line="276" w:lineRule="auto"/>
       </w:pPr>
       <w:r>
-        <w:t xml:space="preserve">Gegebenenfalls werden durch die neue Position Portal- oder </w:t>
-      </w:r>
-      <w:proofErr w:type="spellStart"/>
-      <w:r>
-        <w:t>Artefakteffekte</w:t>
-      </w:r>
-      <w:proofErr w:type="spellEnd"/>
-      <w:r>
-        <w:t xml:space="preserve"> ausgelöst.</w:t>
+        <w:t>Gegebenenfalls werden durch die neue Position Portal- oder Artefakteffekte ausgelöst.</w:t>
       </w:r>
     </w:p>
     <w:p>
@@ -3587,7 +3907,7 @@
           <w:szCs w:val="22"/>
         </w:rPr>
       </w:pPr>
-      <w:bookmarkStart w:id="14" w:name="_Toc241413570"/>
+      <w:bookmarkStart w:id="14" w:name="_Toc243652442"/>
       <w:r>
         <w:rPr>
           <w:sz w:val="22"/>
@@ -3693,7 +4013,7 @@
           <w:rFonts w:cs="Arial"/>
         </w:rPr>
       </w:pPr>
-      <w:bookmarkStart w:id="15" w:name="_Toc241413585"/>
+      <w:bookmarkStart w:id="15" w:name="_Toc243652457"/>
       <w:r>
         <w:rPr>
           <w:rFonts w:cs="Arial"/>
@@ -3973,15 +4293,7 @@
               <w:spacing w:after="120"/>
             </w:pPr>
             <w:r>
-              <w:t xml:space="preserve">Vor der Bewegung der Spielfigur muss die </w:t>
-            </w:r>
-            <w:proofErr w:type="spellStart"/>
-            <w:r>
-              <w:t>Labyrinthverschiebung</w:t>
-            </w:r>
-            <w:proofErr w:type="spellEnd"/>
-            <w:r>
-              <w:t xml:space="preserve"> des aktuellen Zuges abgeschlossen sein.</w:t>
+              <w:t>Vor der Bewegung der Spielfigur muss die Labyrinthverschiebung des aktuellen Zuges abgeschlossen sein.</w:t>
             </w:r>
           </w:p>
         </w:tc>
@@ -4167,16 +4479,11 @@
               <w:spacing w:after="120"/>
             </w:pPr>
             <w:r>
-              <w:t xml:space="preserve">Die aktive Sonderfähigkeit des Magiers darf einmal </w:t>
-            </w:r>
-            <w:proofErr w:type="gramStart"/>
-            <w:r>
-              <w:t xml:space="preserve">pro </w:t>
+              <w:t xml:space="preserve">Die aktive Sonderfähigkeit des Magiers darf einmal pro </w:t>
             </w:r>
             <w:r>
               <w:t>gesuchten Artefakt</w:t>
             </w:r>
-            <w:proofErr w:type="gramEnd"/>
             <w:r>
               <w:t xml:space="preserve"> eingesetzt werden.</w:t>
             </w:r>
@@ -4343,15 +4650,7 @@
           </w:tcPr>
           <w:p>
             <w:r>
-              <w:t xml:space="preserve">Innerhalb des Spielfelds sind 16 Kacheln fest positioniert und können durch eine </w:t>
-            </w:r>
-            <w:proofErr w:type="spellStart"/>
-            <w:r>
-              <w:t>Labyrinthverschiebung</w:t>
-            </w:r>
-            <w:proofErr w:type="spellEnd"/>
-            <w:r>
-              <w:t xml:space="preserve"> nicht ihre Position ändern.</w:t>
+              <w:t>Innerhalb des Spielfelds sind 16 Kacheln fest positioniert und können durch eine Labyrinthverschiebung nicht ihre Position ändern.</w:t>
             </w:r>
           </w:p>
         </w:tc>
@@ -4401,7 +4700,13 @@
         </w:tabs>
       </w:pPr>
       <w:r>
-        <w:t>Quelle. Eigene Darstellung</w:t>
+        <w:t>Quelle</w:t>
+      </w:r>
+      <w:r>
+        <w:t>:</w:t>
+      </w:r>
+      <w:r>
+        <w:t xml:space="preserve"> Eigene Darstellung</w:t>
       </w:r>
     </w:p>
     <w:p>
@@ -4413,7 +4718,7 @@
       <w:pPr>
         <w:pStyle w:val="berschrift1"/>
       </w:pPr>
-      <w:bookmarkStart w:id="17" w:name="_Toc241413586"/>
+      <w:bookmarkStart w:id="17" w:name="_Toc243652458"/>
       <w:r>
         <w:lastRenderedPageBreak/>
         <w:t>5</w:t>
@@ -4424,23 +4729,33 @@
       <w:r>
         <w:t xml:space="preserve">Systemkontext und </w:t>
       </w:r>
+      <w:commentRangeStart w:id="18"/>
       <w:r>
         <w:t>Systemschnittstellen</w:t>
       </w:r>
       <w:bookmarkEnd w:id="17"/>
+      <w:commentRangeEnd w:id="18"/>
+      <w:r>
+        <w:rPr>
+          <w:rStyle w:val="Kommentarzeichen"/>
+          <w:sz w:val="32"/>
+          <w:szCs w:val="40"/>
+        </w:rPr>
+        <w:commentReference w:id="18"/>
+      </w:r>
     </w:p>
     <w:p>
       <w:pPr>
         <w:pStyle w:val="berschrift2"/>
       </w:pPr>
-      <w:bookmarkStart w:id="18" w:name="_Toc241413587"/>
+      <w:bookmarkStart w:id="19" w:name="_Toc243652459"/>
       <w:r>
         <w:t>5</w:t>
       </w:r>
       <w:r>
         <w:t>.1 Systemkontext</w:t>
       </w:r>
-      <w:bookmarkEnd w:id="18"/>
+      <w:bookmarkEnd w:id="19"/>
     </w:p>
     <w:p>
       <w:r>
@@ -4472,7 +4787,7 @@
           <w:szCs w:val="22"/>
         </w:rPr>
       </w:pPr>
-      <w:bookmarkStart w:id="19" w:name="_Toc241413571"/>
+      <w:bookmarkStart w:id="20" w:name="_Toc243652443"/>
       <w:r>
         <w:rPr>
           <w:sz w:val="22"/>
@@ -4523,7 +4838,7 @@
         </w:rPr>
         <w:t>: Kontextdiagramm</w:t>
       </w:r>
-      <w:bookmarkEnd w:id="19"/>
+      <w:bookmarkEnd w:id="20"/>
     </w:p>
     <w:p>
       <w:r>
@@ -4546,7 +4861,7 @@
                     <pic:cNvPicPr/>
                   </pic:nvPicPr>
                   <pic:blipFill>
-                    <a:blip r:embed="rId18"/>
+                    <a:blip r:embed="rId22"/>
                     <a:stretch>
                       <a:fillRect/>
                     </a:stretch>
@@ -4574,7 +4889,13 @@
         </w:tabs>
       </w:pPr>
       <w:r>
-        <w:t>Quelle. Eigene Darstellung</w:t>
+        <w:t>Quelle</w:t>
+      </w:r>
+      <w:r>
+        <w:t>:</w:t>
+      </w:r>
+      <w:r>
+        <w:t xml:space="preserve"> Eigene Darstellung</w:t>
       </w:r>
     </w:p>
     <w:p>
@@ -4586,7 +4907,7 @@
       <w:pPr>
         <w:pStyle w:val="berschrift2"/>
       </w:pPr>
-      <w:bookmarkStart w:id="20" w:name="_Toc241413588"/>
+      <w:bookmarkStart w:id="21" w:name="_Toc243652460"/>
       <w:r>
         <w:lastRenderedPageBreak/>
         <w:t>5</w:t>
@@ -4594,7 +4915,7 @@
       <w:r>
         <w:t>.2 Systemschnittstellen</w:t>
       </w:r>
-      <w:bookmarkEnd w:id="20"/>
+      <w:bookmarkEnd w:id="21"/>
     </w:p>
     <w:p>
       <w:r>
@@ -4603,23 +4924,7 @@
     </w:p>
     <w:p>
       <w:r>
-        <w:t xml:space="preserve">Für den Aufruf der Webanwendung und klassische Anfrage-Antwort-Kommunikation wird HTTP verwendet. Für die laufende Partie ist zusätzlich eine Kommunikation zwischen Browser und Webserver vorgesehen, um Änderungen des Spielzustands zeitnah an alle beteiligten Spieler zu übertragen. Hierfür wird eine </w:t>
-      </w:r>
-      <w:proofErr w:type="spellStart"/>
-      <w:r>
-        <w:t>WebSocket</w:t>
-      </w:r>
-      <w:proofErr w:type="spellEnd"/>
-      <w:r>
-        <w:t xml:space="preserve">-Verbindung verwendet. Die zwischen Browser und Webserver ausgetauschten strukturierten Daten werden im JSON-Format (JavaScript </w:t>
-      </w:r>
-      <w:proofErr w:type="spellStart"/>
-      <w:r>
-        <w:t>Object</w:t>
-      </w:r>
-      <w:proofErr w:type="spellEnd"/>
-      <w:r>
-        <w:t xml:space="preserve"> Notation) übertragen. JSON ermöglicht eine kompakte und eindeutig strukturierte Darstellung von Spielaktionen und Spielzuständen.</w:t>
+        <w:t>Für den Aufruf der Webanwendung und klassische Anfrage-Antwort-Kommunikation wird HTTP verwendet. Für die laufende Partie ist zusätzlich eine Kommunikation zwischen Browser und Webserver vorgesehen, um Änderungen des Spielzustands zeitnah an alle beteiligten Spieler zu übertragen. Hierfür wird eine WebSocket-Verbindung verwendet. Die zwischen Browser und Webserver ausgetauschten strukturierten Daten werden im JSON-Format (JavaScript Object Notation) übertragen. JSON ermöglicht eine kompakte und eindeutig strukturierte Darstellung von Spielaktionen und Spielzuständen.</w:t>
       </w:r>
       <w:r>
         <w:t xml:space="preserve"> </w:t>
@@ -4639,7 +4944,7 @@
           <w:szCs w:val="22"/>
         </w:rPr>
       </w:pPr>
-      <w:bookmarkStart w:id="21" w:name="_Toc241413575"/>
+      <w:bookmarkStart w:id="22" w:name="_Toc241413575"/>
       <w:r>
         <w:rPr>
           <w:sz w:val="22"/>
@@ -4690,7 +4995,7 @@
         </w:rPr>
         <w:t>: Übertragene Daten und Aktionen</w:t>
       </w:r>
-      <w:bookmarkEnd w:id="21"/>
+      <w:bookmarkEnd w:id="22"/>
     </w:p>
     <w:tbl>
       <w:tblPr>
@@ -5064,14 +5369,20 @@
         </w:tabs>
       </w:pPr>
       <w:r>
-        <w:t>Quelle. Eigene Darstellung</w:t>
+        <w:t>Quelle</w:t>
+      </w:r>
+      <w:r>
+        <w:t>:</w:t>
+      </w:r>
+      <w:r>
+        <w:t xml:space="preserve"> Eigene Darstellung</w:t>
       </w:r>
     </w:p>
     <w:p>
       <w:pPr>
         <w:pStyle w:val="berschrift1"/>
       </w:pPr>
-      <w:bookmarkStart w:id="22" w:name="_Toc241413589"/>
+      <w:bookmarkStart w:id="23" w:name="_Toc243652461"/>
       <w:r>
         <w:lastRenderedPageBreak/>
         <w:t>6</w:t>
@@ -5079,11 +5390,32 @@
       <w:r>
         <w:t>. Benutzerschnittstellen</w:t>
       </w:r>
-      <w:bookmarkEnd w:id="22"/>
+      <w:bookmarkEnd w:id="23"/>
     </w:p>
     <w:p>
       <w:r>
         <w:t>Die grafische Benutzeroberfläche wird über einen Webbrowser bereitgestellt. Die Bedienung soll ohne besondere technische Kenntnisse möglich sein. Die folgenden Ansichten bilden die zentralen Dialoge der Anwendung.</w:t>
+      </w:r>
+      <w:r>
+        <w:t xml:space="preserve"> </w:t>
+      </w:r>
+      <w:r>
+        <w:t xml:space="preserve">Zur Veranschaulichung </w:t>
+      </w:r>
+      <w:r>
+        <w:t xml:space="preserve">wurden </w:t>
+      </w:r>
+      <w:r>
+        <w:t>Mockups der einzelnen Oberflächen erstellt. Sie</w:t>
+      </w:r>
+      <w:r>
+        <w:t xml:space="preserve"> stellen kein finales </w:t>
+      </w:r>
+      <w:r>
+        <w:t>Design der GUI dar, sondern einen ersten Entwurf dieser</w:t>
+      </w:r>
+      <w:r>
+        <w:t>.</w:t>
       </w:r>
     </w:p>
     <w:p>
@@ -5148,10 +5480,129 @@
     </w:p>
     <w:p>
       <w:pPr>
+        <w:pStyle w:val="Beschriftung"/>
+        <w:keepNext/>
+      </w:pPr>
+      <w:bookmarkStart w:id="24" w:name="_Toc243652444"/>
+      <w:r>
+        <w:rPr>
+          <w:sz w:val="22"/>
+          <w:szCs w:val="22"/>
+        </w:rPr>
+        <w:t xml:space="preserve">Abbildung </w:t>
+      </w:r>
+      <w:r>
+        <w:rPr>
+          <w:sz w:val="22"/>
+          <w:szCs w:val="22"/>
+        </w:rPr>
+        <w:fldChar w:fldCharType="begin"/>
+      </w:r>
+      <w:r>
+        <w:rPr>
+          <w:sz w:val="22"/>
+          <w:szCs w:val="22"/>
+        </w:rPr>
+        <w:instrText xml:space="preserve"> SEQ Abbildung \* ARABIC </w:instrText>
+      </w:r>
+      <w:r>
+        <w:rPr>
+          <w:sz w:val="22"/>
+          <w:szCs w:val="22"/>
+        </w:rPr>
+        <w:fldChar w:fldCharType="separate"/>
+      </w:r>
+      <w:r>
+        <w:rPr>
+          <w:noProof/>
+          <w:sz w:val="22"/>
+          <w:szCs w:val="22"/>
+        </w:rPr>
+        <w:t>5</w:t>
+      </w:r>
+      <w:r>
+        <w:rPr>
+          <w:sz w:val="22"/>
+          <w:szCs w:val="22"/>
+        </w:rPr>
+        <w:fldChar w:fldCharType="end"/>
+      </w:r>
+      <w:r>
+        <w:rPr>
+          <w:sz w:val="22"/>
+          <w:szCs w:val="22"/>
+        </w:rPr>
+        <w:t>: Mockup der Startseite</w:t>
+      </w:r>
+      <w:bookmarkEnd w:id="24"/>
+    </w:p>
+    <w:p>
+      <w:pPr>
         <w:spacing w:line="240" w:lineRule="auto"/>
       </w:pPr>
       <w:r>
-        <w:t>Warteseite für den Beitritt der Spieler</w:t>
+        <w:drawing>
+          <wp:inline distT="0" distB="0" distL="0" distR="0" wp14:anchorId="55C98305" wp14:editId="6A47A24A">
+            <wp:extent cx="6025487" cy="4627005"/>
+            <wp:effectExtent l="0" t="0" r="0" b="2540"/>
+            <wp:docPr id="2109401275" name="Grafik 1"/>
+            <wp:cNvGraphicFramePr>
+              <a:graphicFrameLocks xmlns:a="http://schemas.openxmlformats.org/drawingml/2006/main" noChangeAspect="1"/>
+            </wp:cNvGraphicFramePr>
+            <a:graphic xmlns:a="http://schemas.openxmlformats.org/drawingml/2006/main">
+              <a:graphicData uri="http://schemas.openxmlformats.org/drawingml/2006/picture">
+                <pic:pic xmlns:pic="http://schemas.openxmlformats.org/drawingml/2006/picture">
+                  <pic:nvPicPr>
+                    <pic:cNvPr id="2109401275" name=""/>
+                    <pic:cNvPicPr/>
+                  </pic:nvPicPr>
+                  <pic:blipFill rotWithShape="1">
+                    <a:blip r:embed="rId23"/>
+                    <a:srcRect l="669" t="1021" r="862"/>
+                    <a:stretch>
+                      <a:fillRect/>
+                    </a:stretch>
+                  </pic:blipFill>
+                  <pic:spPr bwMode="auto">
+                    <a:xfrm>
+                      <a:off x="0" y="0"/>
+                      <a:ext cx="6026440" cy="4627737"/>
+                    </a:xfrm>
+                    <a:prstGeom prst="rect">
+                      <a:avLst/>
+                    </a:prstGeom>
+                    <a:ln>
+                      <a:noFill/>
+                    </a:ln>
+                    <a:extLst>
+                      <a:ext uri="{53640926-AAD7-44D8-BBD7-CCE9431645EC}">
+                        <a14:shadowObscured xmlns:a14="http://schemas.microsoft.com/office/drawing/2010/main"/>
+                      </a:ext>
+                    </a:extLst>
+                  </pic:spPr>
+                </pic:pic>
+              </a:graphicData>
+            </a:graphic>
+          </wp:inline>
+        </w:drawing>
+      </w:r>
+    </w:p>
+    <w:p>
+      <w:pPr>
+        <w:tabs>
+          <w:tab w:val="num" w:pos="720"/>
+        </w:tabs>
+      </w:pPr>
+      <w:r>
+        <w:t>Quelle: Eigene Darstellung</w:t>
+      </w:r>
+    </w:p>
+    <w:p>
+      <w:pPr>
+        <w:spacing w:line="240" w:lineRule="auto"/>
+      </w:pPr>
+      <w:r>
+        <w:t>Spielvorbereitung</w:t>
       </w:r>
       <w:r>
         <w:t>:</w:t>
@@ -5224,6 +5675,131 @@
     </w:p>
     <w:p>
       <w:pPr>
+        <w:pStyle w:val="Beschriftung"/>
+        <w:keepNext/>
+        <w:rPr>
+          <w:sz w:val="22"/>
+          <w:szCs w:val="22"/>
+        </w:rPr>
+      </w:pPr>
+      <w:bookmarkStart w:id="25" w:name="_Toc243652445"/>
+      <w:r>
+        <w:rPr>
+          <w:sz w:val="22"/>
+          <w:szCs w:val="22"/>
+        </w:rPr>
+        <w:lastRenderedPageBreak/>
+        <w:t xml:space="preserve">Abbildung </w:t>
+      </w:r>
+      <w:r>
+        <w:rPr>
+          <w:sz w:val="22"/>
+          <w:szCs w:val="22"/>
+        </w:rPr>
+        <w:fldChar w:fldCharType="begin"/>
+      </w:r>
+      <w:r>
+        <w:rPr>
+          <w:sz w:val="22"/>
+          <w:szCs w:val="22"/>
+        </w:rPr>
+        <w:instrText xml:space="preserve"> SEQ Abbildung \* ARABIC </w:instrText>
+      </w:r>
+      <w:r>
+        <w:rPr>
+          <w:sz w:val="22"/>
+          <w:szCs w:val="22"/>
+        </w:rPr>
+        <w:fldChar w:fldCharType="separate"/>
+      </w:r>
+      <w:r>
+        <w:rPr>
+          <w:noProof/>
+          <w:sz w:val="22"/>
+          <w:szCs w:val="22"/>
+        </w:rPr>
+        <w:t>6</w:t>
+      </w:r>
+      <w:r>
+        <w:rPr>
+          <w:sz w:val="22"/>
+          <w:szCs w:val="22"/>
+        </w:rPr>
+        <w:fldChar w:fldCharType="end"/>
+      </w:r>
+      <w:r>
+        <w:rPr>
+          <w:sz w:val="22"/>
+          <w:szCs w:val="22"/>
+        </w:rPr>
+        <w:t>: Mockup Spielvorbereitung</w:t>
+      </w:r>
+      <w:bookmarkEnd w:id="25"/>
+    </w:p>
+    <w:p>
+      <w:pPr>
+        <w:pStyle w:val="Beschriftung"/>
+        <w:keepNext/>
+      </w:pPr>
+      <w:r>
+        <w:drawing>
+          <wp:inline distT="0" distB="0" distL="0" distR="0" wp14:anchorId="1257B6A6" wp14:editId="1C29324F">
+            <wp:extent cx="5709935" cy="5997575"/>
+            <wp:effectExtent l="0" t="0" r="5080" b="3175"/>
+            <wp:docPr id="826870870" name="Grafik 1"/>
+            <wp:cNvGraphicFramePr>
+              <a:graphicFrameLocks xmlns:a="http://schemas.openxmlformats.org/drawingml/2006/main" noChangeAspect="1"/>
+            </wp:cNvGraphicFramePr>
+            <a:graphic xmlns:a="http://schemas.openxmlformats.org/drawingml/2006/main">
+              <a:graphicData uri="http://schemas.openxmlformats.org/drawingml/2006/picture">
+                <pic:pic xmlns:pic="http://schemas.openxmlformats.org/drawingml/2006/picture">
+                  <pic:nvPicPr>
+                    <pic:cNvPr id="826870870" name=""/>
+                    <pic:cNvPicPr/>
+                  </pic:nvPicPr>
+                  <pic:blipFill rotWithShape="1">
+                    <a:blip r:embed="rId24"/>
+                    <a:srcRect l="706" t="337" r="695" b="982"/>
+                    <a:stretch>
+                      <a:fillRect/>
+                    </a:stretch>
+                  </pic:blipFill>
+                  <pic:spPr bwMode="auto">
+                    <a:xfrm>
+                      <a:off x="0" y="0"/>
+                      <a:ext cx="5716919" cy="6004911"/>
+                    </a:xfrm>
+                    <a:prstGeom prst="rect">
+                      <a:avLst/>
+                    </a:prstGeom>
+                    <a:ln>
+                      <a:noFill/>
+                    </a:ln>
+                    <a:extLst>
+                      <a:ext uri="{53640926-AAD7-44D8-BBD7-CCE9431645EC}">
+                        <a14:shadowObscured xmlns:a14="http://schemas.microsoft.com/office/drawing/2010/main"/>
+                      </a:ext>
+                    </a:extLst>
+                  </pic:spPr>
+                </pic:pic>
+              </a:graphicData>
+            </a:graphic>
+          </wp:inline>
+        </w:drawing>
+      </w:r>
+    </w:p>
+    <w:p>
+      <w:pPr>
+        <w:tabs>
+          <w:tab w:val="num" w:pos="720"/>
+        </w:tabs>
+      </w:pPr>
+      <w:r>
+        <w:t>Quelle: Eigene Darstellung</w:t>
+      </w:r>
+    </w:p>
+    <w:p>
+      <w:pPr>
         <w:spacing w:line="240" w:lineRule="auto"/>
       </w:pPr>
       <w:r>
@@ -5321,7 +5897,13 @@
         <w:spacing w:line="240" w:lineRule="auto"/>
       </w:pPr>
       <w:r>
-        <w:t>Darstellung von Portalen, Toren, Artefakten und besonderen Orten.</w:t>
+        <w:t>Darstellung von Portalen, Toren</w:t>
+      </w:r>
+      <w:r>
+        <w:t xml:space="preserve"> oder</w:t>
+      </w:r>
+      <w:r>
+        <w:t xml:space="preserve"> Artefakten.</w:t>
       </w:r>
     </w:p>
     <w:p>
@@ -5352,6 +5934,121 @@
     </w:p>
     <w:p>
       <w:pPr>
+        <w:pStyle w:val="Beschriftung"/>
+        <w:keepNext/>
+        <w:rPr>
+          <w:sz w:val="22"/>
+          <w:szCs w:val="22"/>
+        </w:rPr>
+      </w:pPr>
+      <w:bookmarkStart w:id="26" w:name="_Toc243652446"/>
+      <w:r>
+        <w:rPr>
+          <w:sz w:val="22"/>
+          <w:szCs w:val="22"/>
+        </w:rPr>
+        <w:lastRenderedPageBreak/>
+        <w:t xml:space="preserve">Abbildung </w:t>
+      </w:r>
+      <w:r>
+        <w:rPr>
+          <w:sz w:val="22"/>
+          <w:szCs w:val="22"/>
+        </w:rPr>
+        <w:fldChar w:fldCharType="begin"/>
+      </w:r>
+      <w:r>
+        <w:rPr>
+          <w:sz w:val="22"/>
+          <w:szCs w:val="22"/>
+        </w:rPr>
+        <w:instrText xml:space="preserve"> SEQ Abbildung \* ARABIC </w:instrText>
+      </w:r>
+      <w:r>
+        <w:rPr>
+          <w:sz w:val="22"/>
+          <w:szCs w:val="22"/>
+        </w:rPr>
+        <w:fldChar w:fldCharType="separate"/>
+      </w:r>
+      <w:r>
+        <w:rPr>
+          <w:noProof/>
+          <w:sz w:val="22"/>
+          <w:szCs w:val="22"/>
+        </w:rPr>
+        <w:t>7</w:t>
+      </w:r>
+      <w:r>
+        <w:rPr>
+          <w:sz w:val="22"/>
+          <w:szCs w:val="22"/>
+        </w:rPr>
+        <w:fldChar w:fldCharType="end"/>
+      </w:r>
+      <w:r>
+        <w:rPr>
+          <w:sz w:val="22"/>
+          <w:szCs w:val="22"/>
+        </w:rPr>
+        <w:t>: Mockup Spielansicht</w:t>
+      </w:r>
+      <w:bookmarkEnd w:id="26"/>
+    </w:p>
+    <w:p>
+      <w:pPr>
+        <w:spacing w:line="240" w:lineRule="auto"/>
+      </w:pPr>
+      <w:r>
+        <w:drawing>
+          <wp:inline distT="0" distB="0" distL="0" distR="0" wp14:anchorId="1C67A78B" wp14:editId="6413A68F">
+            <wp:extent cx="6120130" cy="5654675"/>
+            <wp:effectExtent l="0" t="0" r="0" b="3175"/>
+            <wp:docPr id="1527765959" name="Grafik 1"/>
+            <wp:cNvGraphicFramePr>
+              <a:graphicFrameLocks xmlns:a="http://schemas.openxmlformats.org/drawingml/2006/main" noChangeAspect="1"/>
+            </wp:cNvGraphicFramePr>
+            <a:graphic xmlns:a="http://schemas.openxmlformats.org/drawingml/2006/main">
+              <a:graphicData uri="http://schemas.openxmlformats.org/drawingml/2006/picture">
+                <pic:pic xmlns:pic="http://schemas.openxmlformats.org/drawingml/2006/picture">
+                  <pic:nvPicPr>
+                    <pic:cNvPr id="1527765959" name=""/>
+                    <pic:cNvPicPr/>
+                  </pic:nvPicPr>
+                  <pic:blipFill>
+                    <a:blip r:embed="rId25"/>
+                    <a:stretch>
+                      <a:fillRect/>
+                    </a:stretch>
+                  </pic:blipFill>
+                  <pic:spPr>
+                    <a:xfrm>
+                      <a:off x="0" y="0"/>
+                      <a:ext cx="6120130" cy="5654675"/>
+                    </a:xfrm>
+                    <a:prstGeom prst="rect">
+                      <a:avLst/>
+                    </a:prstGeom>
+                  </pic:spPr>
+                </pic:pic>
+              </a:graphicData>
+            </a:graphic>
+          </wp:inline>
+        </w:drawing>
+      </w:r>
+    </w:p>
+    <w:p>
+      <w:pPr>
+        <w:tabs>
+          <w:tab w:val="num" w:pos="720"/>
+        </w:tabs>
+      </w:pPr>
+      <w:r>
+        <w:t>Quelle: Eigene Darstellung</w:t>
+      </w:r>
+    </w:p>
+    <w:p>
+      <w:pPr>
         <w:spacing w:line="240" w:lineRule="auto"/>
       </w:pPr>
       <w:r>
@@ -5402,91 +6099,15 @@
     </w:p>
     <w:p>
       <w:pPr>
-        <w:pStyle w:val="Listenabsatz"/>
-        <w:numPr>
-          <w:ilvl w:val="0"/>
-          <w:numId w:val="4"/>
-        </w:numPr>
-        <w:spacing w:line="240" w:lineRule="auto"/>
-      </w:pPr>
-      <w:r>
-        <w:t>Möglichkeit zur Rückkehr auf die Startseite beziehungsweise zum Verlassen der Anwendung.</w:t>
-      </w:r>
-    </w:p>
-    <w:p>
-      <w:r>
-        <w:t xml:space="preserve">Das folgende Diagramm zeigt den grundlegenden Dialogfluss zwischen Startseite, </w:t>
-      </w:r>
-      <w:r>
-        <w:t>Warteseite</w:t>
-      </w:r>
-      <w:r>
-        <w:t>, Spielansicht und Spielende.</w:t>
-      </w:r>
-    </w:p>
-    <w:p>
-      <w:pPr>
         <w:pStyle w:val="Beschriftung"/>
-        <w:rPr>
-          <w:sz w:val="22"/>
-          <w:szCs w:val="22"/>
-        </w:rPr>
-      </w:pPr>
-    </w:p>
-    <w:p>
-      <w:pPr>
-        <w:pStyle w:val="Beschriftung"/>
-        <w:rPr>
-          <w:sz w:val="22"/>
-          <w:szCs w:val="22"/>
-        </w:rPr>
-      </w:pPr>
-    </w:p>
-    <w:p>
-      <w:pPr>
-        <w:pStyle w:val="Beschriftung"/>
-        <w:rPr>
-          <w:sz w:val="22"/>
-          <w:szCs w:val="22"/>
-        </w:rPr>
-      </w:pPr>
-    </w:p>
-    <w:p>
-      <w:pPr>
-        <w:pStyle w:val="Beschriftung"/>
-        <w:rPr>
-          <w:sz w:val="22"/>
-          <w:szCs w:val="22"/>
-        </w:rPr>
-      </w:pPr>
-    </w:p>
-    <w:p>
-      <w:pPr>
-        <w:pStyle w:val="Beschriftung"/>
-        <w:rPr>
-          <w:sz w:val="22"/>
-          <w:szCs w:val="22"/>
-        </w:rPr>
-      </w:pPr>
-    </w:p>
-    <w:p>
-      <w:pPr>
-        <w:pStyle w:val="Beschriftung"/>
-        <w:rPr>
-          <w:sz w:val="22"/>
-          <w:szCs w:val="22"/>
-        </w:rPr>
-      </w:pPr>
-    </w:p>
-    <w:p>
-      <w:pPr>
-        <w:pStyle w:val="Beschriftung"/>
-        <w:rPr>
-          <w:sz w:val="22"/>
-          <w:szCs w:val="22"/>
-        </w:rPr>
-      </w:pPr>
-      <w:bookmarkStart w:id="23" w:name="_Toc241413572"/>
+        <w:keepNext/>
+        <w:ind w:left="708" w:hanging="708"/>
+        <w:rPr>
+          <w:sz w:val="22"/>
+          <w:szCs w:val="22"/>
+        </w:rPr>
+      </w:pPr>
+      <w:bookmarkStart w:id="27" w:name="_Toc243652447"/>
       <w:r>
         <w:rPr>
           <w:sz w:val="22"/>
@@ -5522,7 +6143,7 @@
           <w:sz w:val="22"/>
           <w:szCs w:val="22"/>
         </w:rPr>
-        <w:t>5</w:t>
+        <w:t>8</w:t>
       </w:r>
       <w:r>
         <w:rPr>
@@ -5536,9 +6157,160 @@
           <w:sz w:val="22"/>
           <w:szCs w:val="22"/>
         </w:rPr>
+        <w:t>:</w:t>
+      </w:r>
+      <w:r>
+        <w:rPr>
+          <w:sz w:val="22"/>
+          <w:szCs w:val="22"/>
+        </w:rPr>
+        <w:t xml:space="preserve"> </w:t>
+      </w:r>
+      <w:r>
+        <w:rPr>
+          <w:sz w:val="22"/>
+          <w:szCs w:val="22"/>
+        </w:rPr>
+        <w:t>Mockup Spielende</w:t>
+      </w:r>
+      <w:bookmarkEnd w:id="27"/>
+    </w:p>
+    <w:p>
+      <w:pPr>
+        <w:spacing w:line="240" w:lineRule="auto"/>
+      </w:pPr>
+      <w:r>
+        <w:drawing>
+          <wp:inline distT="0" distB="0" distL="0" distR="0" wp14:anchorId="3B47AC5C" wp14:editId="7BD4A442">
+            <wp:extent cx="6120130" cy="6393180"/>
+            <wp:effectExtent l="0" t="0" r="0" b="7620"/>
+            <wp:docPr id="1427742704" name="Grafik 1"/>
+            <wp:cNvGraphicFramePr>
+              <a:graphicFrameLocks xmlns:a="http://schemas.openxmlformats.org/drawingml/2006/main" noChangeAspect="1"/>
+            </wp:cNvGraphicFramePr>
+            <a:graphic xmlns:a="http://schemas.openxmlformats.org/drawingml/2006/main">
+              <a:graphicData uri="http://schemas.openxmlformats.org/drawingml/2006/picture">
+                <pic:pic xmlns:pic="http://schemas.openxmlformats.org/drawingml/2006/picture">
+                  <pic:nvPicPr>
+                    <pic:cNvPr id="1427742704" name=""/>
+                    <pic:cNvPicPr/>
+                  </pic:nvPicPr>
+                  <pic:blipFill>
+                    <a:blip r:embed="rId26"/>
+                    <a:stretch>
+                      <a:fillRect/>
+                    </a:stretch>
+                  </pic:blipFill>
+                  <pic:spPr>
+                    <a:xfrm>
+                      <a:off x="0" y="0"/>
+                      <a:ext cx="6120130" cy="6393180"/>
+                    </a:xfrm>
+                    <a:prstGeom prst="rect">
+                      <a:avLst/>
+                    </a:prstGeom>
+                  </pic:spPr>
+                </pic:pic>
+              </a:graphicData>
+            </a:graphic>
+          </wp:inline>
+        </w:drawing>
+      </w:r>
+    </w:p>
+    <w:p>
+      <w:pPr>
+        <w:tabs>
+          <w:tab w:val="num" w:pos="720"/>
+        </w:tabs>
+      </w:pPr>
+      <w:r>
+        <w:t>Quelle: Eigene Darstellung</w:t>
+      </w:r>
+    </w:p>
+    <w:p/>
+    <w:p>
+      <w:r>
+        <w:t xml:space="preserve">Das folgende Diagramm zeigt den grundlegenden Dialogfluss zwischen Startseite, </w:t>
+      </w:r>
+      <w:r>
+        <w:t>Warteseite</w:t>
+      </w:r>
+      <w:r>
+        <w:t>, Spielansicht und Spielende.</w:t>
+      </w:r>
+    </w:p>
+    <w:p>
+      <w:pPr>
+        <w:pStyle w:val="Beschriftung"/>
+        <w:rPr>
+          <w:sz w:val="22"/>
+          <w:szCs w:val="22"/>
+        </w:rPr>
+      </w:pPr>
+    </w:p>
+    <w:p/>
+    <w:p/>
+    <w:p/>
+    <w:p>
+      <w:pPr>
+        <w:pStyle w:val="Beschriftung"/>
+        <w:rPr>
+          <w:sz w:val="22"/>
+          <w:szCs w:val="22"/>
+        </w:rPr>
+      </w:pPr>
+      <w:bookmarkStart w:id="28" w:name="_Toc243652448"/>
+      <w:r>
+        <w:rPr>
+          <w:sz w:val="22"/>
+          <w:szCs w:val="22"/>
+        </w:rPr>
+        <w:t xml:space="preserve">Abbildung </w:t>
+      </w:r>
+      <w:r>
+        <w:rPr>
+          <w:sz w:val="22"/>
+          <w:szCs w:val="22"/>
+        </w:rPr>
+        <w:fldChar w:fldCharType="begin"/>
+      </w:r>
+      <w:r>
+        <w:rPr>
+          <w:sz w:val="22"/>
+          <w:szCs w:val="22"/>
+        </w:rPr>
+        <w:instrText xml:space="preserve"> SEQ Abbildung \* ARABIC </w:instrText>
+      </w:r>
+      <w:r>
+        <w:rPr>
+          <w:sz w:val="22"/>
+          <w:szCs w:val="22"/>
+        </w:rPr>
+        <w:fldChar w:fldCharType="separate"/>
+      </w:r>
+      <w:r>
+        <w:rPr>
+          <w:noProof/>
+          <w:sz w:val="22"/>
+          <w:szCs w:val="22"/>
+        </w:rPr>
+        <w:t>9</w:t>
+      </w:r>
+      <w:r>
+        <w:rPr>
+          <w:sz w:val="22"/>
+          <w:szCs w:val="22"/>
+        </w:rPr>
+        <w:fldChar w:fldCharType="end"/>
+      </w:r>
+      <w:r>
+        <w:rPr>
+          <w:sz w:val="22"/>
+          <w:szCs w:val="22"/>
+        </w:rPr>
         <w:t>: Dialogfluss</w:t>
       </w:r>
-      <w:bookmarkEnd w:id="23"/>
+      <w:bookmarkEnd w:id="28"/>
     </w:p>
     <w:p>
       <w:pPr>
@@ -5564,7 +6336,7 @@
                     <pic:cNvPicPr/>
                   </pic:nvPicPr>
                   <pic:blipFill>
-                    <a:blip r:embed="rId19"/>
+                    <a:blip r:embed="rId27"/>
                     <a:stretch>
                       <a:fillRect/>
                     </a:stretch>
@@ -5592,7 +6364,13 @@
         </w:tabs>
       </w:pPr>
       <w:r>
-        <w:t>Quelle. Eigene Darstellung</w:t>
+        <w:t>Quelle</w:t>
+      </w:r>
+      <w:r>
+        <w:t>:</w:t>
+      </w:r>
+      <w:r>
+        <w:t xml:space="preserve"> Eigene Darstellung</w:t>
       </w:r>
     </w:p>
     <w:p>
@@ -5615,7 +6393,7 @@
           <w:szCs w:val="22"/>
         </w:rPr>
       </w:pPr>
-      <w:bookmarkStart w:id="24" w:name="_Toc241413576"/>
+      <w:bookmarkStart w:id="29" w:name="_Toc241413576"/>
       <w:r>
         <w:rPr>
           <w:sz w:val="22"/>
@@ -5666,7 +6444,7 @@
         </w:rPr>
         <w:t>: Eingabevalidierungen</w:t>
       </w:r>
-      <w:bookmarkEnd w:id="24"/>
+      <w:bookmarkEnd w:id="29"/>
     </w:p>
     <w:tbl>
       <w:tblPr>
@@ -5938,13 +6716,20 @@
         </w:tabs>
       </w:pPr>
       <w:r>
-        <w:t>Quelle. Eigene Darstellung</w:t>
+        <w:lastRenderedPageBreak/>
+        <w:t>Quelle</w:t>
+      </w:r>
+      <w:r>
+        <w:t>:</w:t>
+      </w:r>
+      <w:r>
+        <w:t xml:space="preserve"> Eigene Darstellung</w:t>
       </w:r>
     </w:p>
     <w:p>
       <w:pPr>
         <w:sectPr>
-          <w:footerReference w:type="default" r:id="rId20"/>
+          <w:footerReference w:type="default" r:id="rId28"/>
           <w:pgSz w:w="11906" w:h="16838"/>
           <w:pgMar w:top="1134" w:right="1134" w:bottom="1134" w:left="1134" w:header="709" w:footer="709" w:gutter="0"/>
           <w:pgNumType w:start="1"/>
@@ -5963,6 +6748,46 @@
     </w:sectPr>
   </w:body>
 </w:document>
+</file>
+
+<file path=word/comments.xml><?xml version="1.0" encoding="utf-8"?>
+<w:comments xmlns:wpc="http://schemas.microsoft.com/office/word/2010/wordprocessingCanvas" xmlns:cx="http://schemas.microsoft.com/office/drawing/2014/chartex" xmlns:cx1="http://schemas.microsoft.com/office/drawing/2015/9/8/chartex" xmlns:cx2="http://schemas.microsoft.com/office/drawing/2015/10/21/chartex" xmlns:cx3="http://schemas.microsoft.com/office/drawing/2016/5/9/chartex" xmlns:cx4="http://schemas.microsoft.com/office/drawing/2016/5/10/chartex" xmlns:cx5="http://schemas.microsoft.com/office/drawing/2016/5/11/chartex" xmlns:cx6="http://schemas.microsoft.com/office/drawing/2016/5/12/chartex" xmlns:cx7="http://schemas.microsoft.com/office/drawing/2016/5/13/chartex" xmlns:cx8="http://schemas.microsoft.com/office/drawing/2016/5/14/chartex" xmlns:mc="http://schemas.openxmlformats.org/markup-compatibility/2006" xmlns:aink="http://schemas.microsoft.com/office/drawing/2016/ink" xmlns:am3d="http://schemas.microsoft.com/office/drawing/2017/model3d" xmlns:o="urn:schemas-microsoft-com:office:office" xmlns:oel="http://schemas.microsoft.com/office/2019/extlst" xmlns:r="http://schemas.openxmlformats.org/officeDocument/2006/relationships" xmlns:m="http://schemas.openxmlformats.org/officeDocument/2006/math" xmlns:v="urn:schemas-microsoft-com:vml" xmlns:wp14="http://schemas.microsoft.com/office/word/2010/wordprocessingDrawing" xmlns:wp="http://schemas.openxmlformats.org/drawingml/2006/wordprocessingDrawing" xmlns:w10="urn:schemas-microsoft-com:office:word" xmlns:w="http://schemas.openxmlformats.org/wordprocessingml/2006/main" xmlns:w14="http://schemas.microsoft.com/office/word/2010/wordml" xmlns:w15="http://schemas.microsoft.com/office/word/2012/wordml" xmlns:w16cex="http://schemas.microsoft.com/office/word/2018/wordml/cex" xmlns:w16cid="http://schemas.microsoft.com/office/word/2016/wordml/cid" xmlns:w16="http://schemas.microsoft.com/office/word/2018/wordml" xmlns:w16du="http://schemas.microsoft.com/office/word/2023/wordml/word16du" xmlns:w16sdtdh="http://schemas.microsoft.com/office/word/2020/wordml/sdtdatahash" xmlns:w16sdtfl="http://schemas.microsoft.com/office/word/2024/wordml/sdtformatlock" xmlns:w16se="http://schemas.microsoft.com/office/word/2015/wordml/symex" xmlns:wpg="http://schemas.microsoft.com/office/word/2010/wordprocessingGroup" xmlns:wpi="http://schemas.microsoft.com/office/word/2010/wordprocessingInk" xmlns:wne="http://schemas.microsoft.com/office/word/2006/wordml" xmlns:wps="http://schemas.microsoft.com/office/word/2010/wordprocessingShape" mc:Ignorable="w14 w15 w16se w16cid w16 w16cex w16sdtdh w16sdtfl w16du wp14">
+  <w:comment w:id="18" w:author="Jessica Krautheuser" w:date="2026-10-23T13:27:00Z" w:initials="JK">
+    <w:p>
+      <w:pPr>
+        <w:pStyle w:val="Kommentartext"/>
+        <w:jc w:val="left"/>
+      </w:pPr>
+      <w:r>
+        <w:rPr>
+          <w:rStyle w:val="Kommentarzeichen"/>
+        </w:rPr>
+        <w:annotationRef/>
+      </w:r>
+      <w:r>
+        <w:t>Kurze Einleitung ergänzen</w:t>
+      </w:r>
+    </w:p>
+  </w:comment>
+</w:comments>
+</file>
+
+<file path=word/commentsExtended.xml><?xml version="1.0" encoding="utf-8"?>
+<w15:commentsEx xmlns:wpc="http://schemas.microsoft.com/office/word/2010/wordprocessingCanvas" xmlns:cx="http://schemas.microsoft.com/office/drawing/2014/chartex" xmlns:cx1="http://schemas.microsoft.com/office/drawing/2015/9/8/chartex" xmlns:cx2="http://schemas.microsoft.com/office/drawing/2015/10/21/chartex" xmlns:cx3="http://schemas.microsoft.com/office/drawing/2016/5/9/chartex" xmlns:cx4="http://schemas.microsoft.com/office/drawing/2016/5/10/chartex" xmlns:cx5="http://schemas.microsoft.com/office/drawing/2016/5/11/chartex" xmlns:cx6="http://schemas.microsoft.com/office/drawing/2016/5/12/chartex" xmlns:cx7="http://schemas.microsoft.com/office/drawing/2016/5/13/chartex" xmlns:cx8="http://schemas.microsoft.com/office/drawing/2016/5/14/chartex" xmlns:mc="http://schemas.openxmlformats.org/markup-compatibility/2006" xmlns:aink="http://schemas.microsoft.com/office/drawing/2016/ink" xmlns:am3d="http://schemas.microsoft.com/office/drawing/2017/model3d" xmlns:o="urn:schemas-microsoft-com:office:office" xmlns:oel="http://schemas.microsoft.com/office/2019/extlst" xmlns:r="http://schemas.openxmlformats.org/officeDocument/2006/relationships" xmlns:m="http://schemas.openxmlformats.org/officeDocument/2006/math" xmlns:v="urn:schemas-microsoft-com:vml" xmlns:wp14="http://schemas.microsoft.com/office/word/2010/wordprocessingDrawing" xmlns:wp="http://schemas.openxmlformats.org/drawingml/2006/wordprocessingDrawing" xmlns:w10="urn:schemas-microsoft-com:office:word" xmlns:w="http://schemas.openxmlformats.org/wordprocessingml/2006/main" xmlns:w14="http://schemas.microsoft.com/office/word/2010/wordml" xmlns:w15="http://schemas.microsoft.com/office/word/2012/wordml" xmlns:w16cex="http://schemas.microsoft.com/office/word/2018/wordml/cex" xmlns:w16cid="http://schemas.microsoft.com/office/word/2016/wordml/cid" xmlns:w16="http://schemas.microsoft.com/office/word/2018/wordml" xmlns:w16du="http://schemas.microsoft.com/office/word/2023/wordml/word16du" xmlns:w16sdtdh="http://schemas.microsoft.com/office/word/2020/wordml/sdtdatahash" xmlns:w16sdtfl="http://schemas.microsoft.com/office/word/2024/wordml/sdtformatlock" xmlns:w16se="http://schemas.microsoft.com/office/word/2015/wordml/symex" xmlns:wpg="http://schemas.microsoft.com/office/word/2010/wordprocessingGroup" xmlns:wpi="http://schemas.microsoft.com/office/word/2010/wordprocessingInk" xmlns:wne="http://schemas.microsoft.com/office/word/2006/wordml" xmlns:wps="http://schemas.microsoft.com/office/word/2010/wordprocessingShape" mc:Ignorable="w14 w15 w16se w16cid w16 w16cex w16sdtdh w16sdtfl w16du wp14">
+  <w15:commentEx w15:paraId="142443B2" w15:done="0"/>
+</w15:commentsEx>
+</file>
+
+<file path=word/commentsExtensible.xml><?xml version="1.0" encoding="utf-8"?>
+<w16cex:commentsExtensible xmlns:wpc="http://schemas.microsoft.com/office/word/2010/wordprocessingCanvas" xmlns:cx="http://schemas.microsoft.com/office/drawing/2014/chartex" xmlns:cx1="http://schemas.microsoft.com/office/drawing/2015/9/8/chartex" xmlns:cx2="http://schemas.microsoft.com/office/drawing/2015/10/21/chartex" xmlns:cx3="http://schemas.microsoft.com/office/drawing/2016/5/9/chartex" xmlns:cx4="http://schemas.microsoft.com/office/drawing/2016/5/10/chartex" xmlns:cx5="http://schemas.microsoft.com/office/drawing/2016/5/11/chartex" xmlns:cx6="http://schemas.microsoft.com/office/drawing/2016/5/12/chartex" xmlns:cx7="http://schemas.microsoft.com/office/drawing/2016/5/13/chartex" xmlns:cx8="http://schemas.microsoft.com/office/drawing/2016/5/14/chartex" xmlns:cr="http://schemas.microsoft.com/office/comments/2020/reactions" xmlns:mc="http://schemas.openxmlformats.org/markup-compatibility/2006" xmlns:aink="http://schemas.microsoft.com/office/drawing/2016/ink" xmlns:am3d="http://schemas.microsoft.com/office/drawing/2017/model3d" xmlns:o="urn:schemas-microsoft-com:office:office" xmlns:oel="http://schemas.microsoft.com/office/2019/extlst" xmlns:r="http://schemas.openxmlformats.org/officeDocument/2006/relationships" xmlns:m="http://schemas.openxmlformats.org/officeDocument/2006/math" xmlns:v="urn:schemas-microsoft-com:vml" xmlns:wp14="http://schemas.microsoft.com/office/word/2010/wordprocessingDrawing" xmlns:wp="http://schemas.openxmlformats.org/drawingml/2006/wordprocessingDrawing" xmlns:w10="urn:schemas-microsoft-com:office:word" xmlns:w="http://schemas.openxmlformats.org/wordprocessingml/2006/main" xmlns:w14="http://schemas.microsoft.com/office/word/2010/wordml" xmlns:w15="http://schemas.microsoft.com/office/word/2012/wordml" xmlns:w16cex="http://schemas.microsoft.com/office/word/2018/wordml/cex" xmlns:w16cid="http://schemas.microsoft.com/office/word/2016/wordml/cid" xmlns:w16="http://schemas.microsoft.com/office/word/2018/wordml" xmlns:w16du="http://schemas.microsoft.com/office/word/2023/wordml/word16du" xmlns:w16sdtdh="http://schemas.microsoft.com/office/word/2020/wordml/sdtdatahash" xmlns:w16sdtfl="http://schemas.microsoft.com/office/word/2024/wordml/sdtformatlock" xmlns:w16se="http://schemas.microsoft.com/office/word/2015/wordml/symex" xmlns:wpg="http://schemas.microsoft.com/office/word/2010/wordprocessingGroup" xmlns:wpi="http://schemas.microsoft.com/office/word/2010/wordprocessingInk" xmlns:wne="http://schemas.microsoft.com/office/word/2006/wordml" xmlns:wps="http://schemas.microsoft.com/office/word/2010/wordprocessingShape" mc:Ignorable="w14 w15 w16se w16cid w16 w16cex w16sdtdh w16sdtfl cr w16du wp14">
+  <w16cex:commentExtensible w16cex:durableId="161F9FC6" w16cex:dateUtc="2026-10-23T11:27:00Z"/>
+</w16cex:commentsExtensible>
+</file>
+
+<file path=word/commentsIds.xml><?xml version="1.0" encoding="utf-8"?>
+<w16cid:commentsIds xmlns:wpc="http://schemas.microsoft.com/office/word/2010/wordprocessingCanvas" xmlns:cx="http://schemas.microsoft.com/office/drawing/2014/chartex" xmlns:cx1="http://schemas.microsoft.com/office/drawing/2015/9/8/chartex" xmlns:cx2="http://schemas.microsoft.com/office/drawing/2015/10/21/chartex" xmlns:cx3="http://schemas.microsoft.com/office/drawing/2016/5/9/chartex" xmlns:cx4="http://schemas.microsoft.com/office/drawing/2016/5/10/chartex" xmlns:cx5="http://schemas.microsoft.com/office/drawing/2016/5/11/chartex" xmlns:cx6="http://schemas.microsoft.com/office/drawing/2016/5/12/chartex" xmlns:cx7="http://schemas.microsoft.com/office/drawing/2016/5/13/chartex" xmlns:cx8="http://schemas.microsoft.com/office/drawing/2016/5/14/chartex" xmlns:mc="http://schemas.openxmlformats.org/markup-compatibility/2006" xmlns:aink="http://schemas.microsoft.com/office/drawing/2016/ink" xmlns:am3d="http://schemas.microsoft.com/office/drawing/2017/model3d" xmlns:o="urn:schemas-microsoft-com:office:office" xmlns:oel="http://schemas.microsoft.com/office/2019/extlst" xmlns:r="http://schemas.openxmlformats.org/officeDocument/2006/relationships" xmlns:m="http://schemas.openxmlformats.org/officeDocument/2006/math" xmlns:v="urn:schemas-microsoft-com:vml" xmlns:wp14="http://schemas.microsoft.com/office/word/2010/wordprocessingDrawing" xmlns:wp="http://schemas.openxmlformats.org/drawingml/2006/wordprocessingDrawing" xmlns:w10="urn:schemas-microsoft-com:office:word" xmlns:w="http://schemas.openxmlformats.org/wordprocessingml/2006/main" xmlns:w14="http://schemas.microsoft.com/office/word/2010/wordml" xmlns:w15="http://schemas.microsoft.com/office/word/2012/wordml" xmlns:w16cex="http://schemas.microsoft.com/office/word/2018/wordml/cex" xmlns:w16cid="http://schemas.microsoft.com/office/word/2016/wordml/cid" xmlns:w16="http://schemas.microsoft.com/office/word/2018/wordml" xmlns:w16du="http://schemas.microsoft.com/office/word/2023/wordml/word16du" xmlns:w16sdtdh="http://schemas.microsoft.com/office/word/2020/wordml/sdtdatahash" xmlns:w16sdtfl="http://schemas.microsoft.com/office/word/2024/wordml/sdtformatlock" xmlns:w16se="http://schemas.microsoft.com/office/word/2015/wordml/symex" xmlns:wpg="http://schemas.microsoft.com/office/word/2010/wordprocessingGroup" xmlns:wpi="http://schemas.microsoft.com/office/word/2010/wordprocessingInk" xmlns:wne="http://schemas.microsoft.com/office/word/2006/wordml" xmlns:wps="http://schemas.microsoft.com/office/word/2010/wordprocessingShape" mc:Ignorable="w14 w15 w16se w16cid w16 w16cex w16sdtdh w16sdtfl w16du wp14">
+  <w16cid:commentId w16cid:paraId="142443B2" w16cid:durableId="161F9FC6"/>
+</w16cid:commentsIds>
 </file>
 
 <file path=word/endnotes.xml><?xml version="1.0" encoding="utf-8"?>
@@ -7542,6 +8367,14 @@
   </w:num>
   <w:numIdMacAtCleanup w:val="8"/>
 </w:numbering>
+</file>
+
+<file path=word/people.xml><?xml version="1.0" encoding="utf-8"?>
+<w15:people xmlns:wpc="http://schemas.microsoft.com/office/word/2010/wordprocessingCanvas" xmlns:cx="http://schemas.microsoft.com/office/drawing/2014/chartex" xmlns:cx1="http://schemas.microsoft.com/office/drawing/2015/9/8/chartex" xmlns:cx2="http://schemas.microsoft.com/office/drawing/2015/10/21/chartex" xmlns:cx3="http://schemas.microsoft.com/office/drawing/2016/5/9/chartex" xmlns:cx4="http://schemas.microsoft.com/office/drawing/2016/5/10/chartex" xmlns:cx5="http://schemas.microsoft.com/office/drawing/2016/5/11/chartex" xmlns:cx6="http://schemas.microsoft.com/office/drawing/2016/5/12/chartex" xmlns:cx7="http://schemas.microsoft.com/office/drawing/2016/5/13/chartex" xmlns:cx8="http://schemas.microsoft.com/office/drawing/2016/5/14/chartex" xmlns:mc="http://schemas.openxmlformats.org/markup-compatibility/2006" xmlns:aink="http://schemas.microsoft.com/office/drawing/2016/ink" xmlns:am3d="http://schemas.microsoft.com/office/drawing/2017/model3d" xmlns:o="urn:schemas-microsoft-com:office:office" xmlns:oel="http://schemas.microsoft.com/office/2019/extlst" xmlns:r="http://schemas.openxmlformats.org/officeDocument/2006/relationships" xmlns:m="http://schemas.openxmlformats.org/officeDocument/2006/math" xmlns:v="urn:schemas-microsoft-com:vml" xmlns:wp14="http://schemas.microsoft.com/office/word/2010/wordprocessingDrawing" xmlns:wp="http://schemas.openxmlformats.org/drawingml/2006/wordprocessingDrawing" xmlns:w10="urn:schemas-microsoft-com:office:word" xmlns:w="http://schemas.openxmlformats.org/wordprocessingml/2006/main" xmlns:w14="http://schemas.microsoft.com/office/word/2010/wordml" xmlns:w15="http://schemas.microsoft.com/office/word/2012/wordml" xmlns:w16cex="http://schemas.microsoft.com/office/word/2018/wordml/cex" xmlns:w16cid="http://schemas.microsoft.com/office/word/2016/wordml/cid" xmlns:w16="http://schemas.microsoft.com/office/word/2018/wordml" xmlns:w16du="http://schemas.microsoft.com/office/word/2023/wordml/word16du" xmlns:w16sdtdh="http://schemas.microsoft.com/office/word/2020/wordml/sdtdatahash" xmlns:w16sdtfl="http://schemas.microsoft.com/office/word/2024/wordml/sdtformatlock" xmlns:w16se="http://schemas.microsoft.com/office/word/2015/wordml/symex" xmlns:wpg="http://schemas.microsoft.com/office/word/2010/wordprocessingGroup" xmlns:wpi="http://schemas.microsoft.com/office/word/2010/wordprocessingInk" xmlns:wne="http://schemas.microsoft.com/office/word/2006/wordml" xmlns:wps="http://schemas.microsoft.com/office/word/2010/wordprocessingShape" mc:Ignorable="w14 w15 w16se w16cid w16 w16cex w16sdtdh w16sdtfl w16du wp14">
+  <w15:person w15:author="Jessica Krautheuser">
+    <w15:presenceInfo w15:providerId="AD" w15:userId="S::jessica.krautheuser@iu-study.org::fe4d7fde-7d7a-43d2-a4ea-6eb678d92ce1"/>
+  </w15:person>
+</w15:people>
 </file>
 
 <file path=word/styles.xml><?xml version="1.0" encoding="utf-8"?>
@@ -7945,7 +8778,7 @@
   <w:style w:type="paragraph" w:default="1" w:styleId="Standard">
     <w:name w:val="Normal"/>
     <w:qFormat/>
-    <w:rsid w:val="00124021"/>
+    <w:rsid w:val="00C43F6D"/>
     <w:rPr>
       <w:rFonts w:ascii="Arial" w:hAnsi="Arial"/>
     </w:rPr>
@@ -8150,7 +8983,6 @@
   <w:style w:type="character" w:default="1" w:styleId="Absatz-Standardschriftart">
     <w:name w:val="Default Paragraph Font"/>
     <w:uiPriority w:val="1"/>
-    <w:semiHidden/>
     <w:unhideWhenUsed/>
   </w:style>
   <w:style w:type="table" w:default="1" w:styleId="NormaleTabelle">

--- a/docs/phase 2/Spezifikationsdokument.docx
+++ b/docs/phase 2/Spezifikationsdokument.docx
@@ -2539,9 +2539,9 @@
       <w:pPr>
         <w:pStyle w:val="berschrift1"/>
       </w:pPr>
-      <w:bookmarkStart w:id="4" w:name="_Toc192768108"/>
-      <w:bookmarkStart w:id="5" w:name="_Toc202101948"/>
-      <w:bookmarkStart w:id="6" w:name="_Toc243652452"/>
+      <w:bookmarkStart w:id="4" w:name="_Toc243652452"/>
+      <w:bookmarkStart w:id="5" w:name="_Toc192768108"/>
+      <w:bookmarkStart w:id="6" w:name="_Toc202101948"/>
       <w:r>
         <w:lastRenderedPageBreak/>
         <w:t xml:space="preserve">1. </w:t>
@@ -2549,32 +2549,32 @@
       <w:r>
         <w:t>Einleitung</w:t>
       </w:r>
+      <w:bookmarkEnd w:id="4"/>
+    </w:p>
+    <w:p>
+      <w:r>
+        <w:t xml:space="preserve">Dieses Dokument spezifiziert die fachlich und technisch nach außen sichtbaren Eigenschaften der Webanwendung Mystic Maze. </w:t>
+      </w:r>
+      <w:r>
+        <w:t>Beschrieben werden das fachliche Datenmodell, die zentralen Geschäftsprozesse und Geschäftsregeln, d</w:t>
+      </w:r>
+      <w:r>
+        <w:t xml:space="preserve">er Systemkontext und </w:t>
+      </w:r>
+      <w:r>
+        <w:t>Systemschnittstellen sowie die Benutzerschnittstellen.</w:t>
+      </w:r>
+    </w:p>
+    <w:p>
+      <w:pPr>
+        <w:pStyle w:val="berschrift1"/>
+        <w:rPr>
+          <w:rFonts w:cs="Arial"/>
+        </w:rPr>
+      </w:pPr>
+      <w:bookmarkStart w:id="7" w:name="_Toc243652453"/>
+      <w:bookmarkEnd w:id="5"/>
       <w:bookmarkEnd w:id="6"/>
-    </w:p>
-    <w:p>
-      <w:r>
-        <w:t xml:space="preserve">Dieses Dokument spezifiziert die fachlich und technisch nach außen sichtbaren Eigenschaften der Webanwendung Mystic Maze. </w:t>
-      </w:r>
-      <w:r>
-        <w:t>Beschrieben werden das fachliche Datenmodell, die zentralen Geschäftsprozesse und Geschäftsregeln, d</w:t>
-      </w:r>
-      <w:r>
-        <w:t xml:space="preserve">er Systemkontext und </w:t>
-      </w:r>
-      <w:r>
-        <w:t>Systemschnittstellen sowie die Benutzerschnittstellen.</w:t>
-      </w:r>
-    </w:p>
-    <w:p>
-      <w:pPr>
-        <w:pStyle w:val="berschrift1"/>
-        <w:rPr>
-          <w:rFonts w:cs="Arial"/>
-        </w:rPr>
-      </w:pPr>
-      <w:bookmarkStart w:id="7" w:name="_Toc243652453"/>
-      <w:bookmarkEnd w:id="4"/>
-      <w:bookmarkEnd w:id="5"/>
       <w:r>
         <w:rPr>
           <w:rFonts w:cs="Arial"/>
@@ -5541,6 +5541,152 @@
         <w:spacing w:line="240" w:lineRule="auto"/>
       </w:pPr>
       <w:r>
+        <w:rPr>
+          <w:noProof/>
+        </w:rPr>
+        <mc:AlternateContent>
+          <mc:Choice Requires="wps">
+            <w:drawing>
+              <wp:anchor distT="0" distB="0" distL="114300" distR="114300" simplePos="0" relativeHeight="251660288" behindDoc="0" locked="0" layoutInCell="1" allowOverlap="1" wp14:anchorId="1065FF27" wp14:editId="2B2E283A">
+                <wp:simplePos x="0" y="0"/>
+                <wp:positionH relativeFrom="column">
+                  <wp:posOffset>5366811</wp:posOffset>
+                </wp:positionH>
+                <wp:positionV relativeFrom="paragraph">
+                  <wp:posOffset>122365</wp:posOffset>
+                </wp:positionV>
+                <wp:extent cx="675565" cy="204717"/>
+                <wp:effectExtent l="0" t="0" r="0" b="5080"/>
+                <wp:wrapNone/>
+                <wp:docPr id="387683838" name="Rechteck 2"/>
+                <wp:cNvGraphicFramePr/>
+                <a:graphic xmlns:a="http://schemas.openxmlformats.org/drawingml/2006/main">
+                  <a:graphicData uri="http://schemas.microsoft.com/office/word/2010/wordprocessingShape">
+                    <wps:wsp>
+                      <wps:cNvSpPr/>
+                      <wps:spPr>
+                        <a:xfrm>
+                          <a:off x="0" y="0"/>
+                          <a:ext cx="675565" cy="204717"/>
+                        </a:xfrm>
+                        <a:prstGeom prst="rect">
+                          <a:avLst/>
+                        </a:prstGeom>
+                        <a:solidFill>
+                          <a:schemeClr val="bg1"/>
+                        </a:solidFill>
+                        <a:ln>
+                          <a:noFill/>
+                        </a:ln>
+                      </wps:spPr>
+                      <wps:style>
+                        <a:lnRef idx="2">
+                          <a:schemeClr val="accent1">
+                            <a:shade val="15000"/>
+                          </a:schemeClr>
+                        </a:lnRef>
+                        <a:fillRef idx="1">
+                          <a:schemeClr val="accent1"/>
+                        </a:fillRef>
+                        <a:effectRef idx="0">
+                          <a:schemeClr val="accent1"/>
+                        </a:effectRef>
+                        <a:fontRef idx="minor">
+                          <a:schemeClr val="lt1"/>
+                        </a:fontRef>
+                      </wps:style>
+                      <wps:bodyPr rot="0" spcFirstLastPara="0" vertOverflow="overflow" horzOverflow="overflow" vert="horz" wrap="square" lIns="91440" tIns="45720" rIns="91440" bIns="45720" numCol="1" spcCol="0" rtlCol="0" fromWordArt="0" anchor="ctr" anchorCtr="0" forceAA="0" compatLnSpc="1">
+                        <a:prstTxWarp prst="textNoShape">
+                          <a:avLst/>
+                        </a:prstTxWarp>
+                        <a:noAutofit/>
+                      </wps:bodyPr>
+                    </wps:wsp>
+                  </a:graphicData>
+                </a:graphic>
+              </wp:anchor>
+            </w:drawing>
+          </mc:Choice>
+          <mc:Fallback>
+            <w:pict>
+              <v:rect w14:anchorId="48FA91CD" id="Rechteck 2" o:spid="_x0000_s1026" style="position:absolute;margin-left:422.6pt;margin-top:9.65pt;width:53.2pt;height:16.1pt;z-index:251660288;visibility:visible;mso-wrap-style:square;mso-wrap-distance-left:9pt;mso-wrap-distance-top:0;mso-wrap-distance-right:9pt;mso-wrap-distance-bottom:0;mso-position-horizontal:absolute;mso-position-horizontal-relative:text;mso-position-vertical:absolute;mso-position-vertical-relative:text;v-text-anchor:middle" o:gfxdata="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" fillcolor="white [3212]" stroked="f" strokeweight="1pt"/>
+            </w:pict>
+          </mc:Fallback>
+        </mc:AlternateContent>
+      </w:r>
+      <w:r>
+        <w:rPr>
+          <w:noProof/>
+        </w:rPr>
+        <mc:AlternateContent>
+          <mc:Choice Requires="wps">
+            <w:drawing>
+              <wp:anchor distT="0" distB="0" distL="114300" distR="114300" simplePos="0" relativeHeight="251659264" behindDoc="0" locked="0" layoutInCell="1" allowOverlap="1" wp14:anchorId="4C07F3B8" wp14:editId="7122B976">
+                <wp:simplePos x="0" y="0"/>
+                <wp:positionH relativeFrom="column">
+                  <wp:posOffset>2207355</wp:posOffset>
+                </wp:positionH>
+                <wp:positionV relativeFrom="paragraph">
+                  <wp:posOffset>825225</wp:posOffset>
+                </wp:positionV>
+                <wp:extent cx="1699146" cy="252484"/>
+                <wp:effectExtent l="0" t="0" r="0" b="0"/>
+                <wp:wrapNone/>
+                <wp:docPr id="1514379524" name="Rechteck 1"/>
+                <wp:cNvGraphicFramePr/>
+                <a:graphic xmlns:a="http://schemas.openxmlformats.org/drawingml/2006/main">
+                  <a:graphicData uri="http://schemas.microsoft.com/office/word/2010/wordprocessingShape">
+                    <wps:wsp>
+                      <wps:cNvSpPr/>
+                      <wps:spPr>
+                        <a:xfrm>
+                          <a:off x="0" y="0"/>
+                          <a:ext cx="1699146" cy="252484"/>
+                        </a:xfrm>
+                        <a:prstGeom prst="rect">
+                          <a:avLst/>
+                        </a:prstGeom>
+                        <a:ln>
+                          <a:noFill/>
+                        </a:ln>
+                      </wps:spPr>
+                      <wps:style>
+                        <a:lnRef idx="2">
+                          <a:schemeClr val="accent6"/>
+                        </a:lnRef>
+                        <a:fillRef idx="1">
+                          <a:schemeClr val="lt1"/>
+                        </a:fillRef>
+                        <a:effectRef idx="0">
+                          <a:schemeClr val="accent6"/>
+                        </a:effectRef>
+                        <a:fontRef idx="minor">
+                          <a:schemeClr val="dk1"/>
+                        </a:fontRef>
+                      </wps:style>
+                      <wps:bodyPr rot="0" spcFirstLastPara="0" vertOverflow="overflow" horzOverflow="overflow" vert="horz" wrap="square" lIns="91440" tIns="45720" rIns="91440" bIns="45720" numCol="1" spcCol="0" rtlCol="0" fromWordArt="0" anchor="ctr" anchorCtr="0" forceAA="0" compatLnSpc="1">
+                        <a:prstTxWarp prst="textNoShape">
+                          <a:avLst/>
+                        </a:prstTxWarp>
+                        <a:noAutofit/>
+                      </wps:bodyPr>
+                    </wps:wsp>
+                  </a:graphicData>
+                </a:graphic>
+              </wp:anchor>
+            </w:drawing>
+          </mc:Choice>
+          <mc:Fallback>
+            <w:pict>
+              <v:rect w14:anchorId="35296F20" id="Rechteck 1" o:spid="_x0000_s1026" style="position:absolute;margin-left:173.8pt;margin-top:65pt;width:133.8pt;height:19.9pt;z-index:251659264;visibility:visible;mso-wrap-style:square;mso-wrap-distance-left:9pt;mso-wrap-distance-top:0;mso-wrap-distance-right:9pt;mso-wrap-distance-bottom:0;mso-position-horizontal:absolute;mso-position-horizontal-relative:text;mso-position-vertical:absolute;mso-position-vertical-relative:text;v-text-anchor:middle" o:gfxdata="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" fillcolor="white [3201]" stroked="f" strokeweight="1pt"/>
+            </w:pict>
+          </mc:Fallback>
+        </mc:AlternateContent>
+      </w:r>
+      <w:r>
+        <w:rPr>
+          <w:noProof/>
+        </w:rPr>
         <w:drawing>
           <wp:inline distT="0" distB="0" distL="0" distR="0" wp14:anchorId="55C98305" wp14:editId="6A47A24A">
             <wp:extent cx="6025487" cy="4627005"/>
@@ -5742,6 +5888,83 @@
         <w:keepNext/>
       </w:pPr>
       <w:r>
+        <w:rPr>
+          <w:noProof/>
+        </w:rPr>
+        <mc:AlternateContent>
+          <mc:Choice Requires="wps">
+            <w:drawing>
+              <wp:anchor distT="0" distB="0" distL="114300" distR="114300" simplePos="0" relativeHeight="251662336" behindDoc="0" locked="0" layoutInCell="1" allowOverlap="1" wp14:anchorId="17A2592F" wp14:editId="2C86189C">
+                <wp:simplePos x="0" y="0"/>
+                <wp:positionH relativeFrom="column">
+                  <wp:posOffset>4981433</wp:posOffset>
+                </wp:positionH>
+                <wp:positionV relativeFrom="paragraph">
+                  <wp:posOffset>163963</wp:posOffset>
+                </wp:positionV>
+                <wp:extent cx="675565" cy="204717"/>
+                <wp:effectExtent l="0" t="0" r="0" b="5080"/>
+                <wp:wrapNone/>
+                <wp:docPr id="2008251593" name="Rechteck 2"/>
+                <wp:cNvGraphicFramePr/>
+                <a:graphic xmlns:a="http://schemas.openxmlformats.org/drawingml/2006/main">
+                  <a:graphicData uri="http://schemas.microsoft.com/office/word/2010/wordprocessingShape">
+                    <wps:wsp>
+                      <wps:cNvSpPr/>
+                      <wps:spPr>
+                        <a:xfrm>
+                          <a:off x="0" y="0"/>
+                          <a:ext cx="675565" cy="204717"/>
+                        </a:xfrm>
+                        <a:prstGeom prst="rect">
+                          <a:avLst/>
+                        </a:prstGeom>
+                        <a:solidFill>
+                          <a:schemeClr val="bg1"/>
+                        </a:solidFill>
+                        <a:ln>
+                          <a:noFill/>
+                        </a:ln>
+                      </wps:spPr>
+                      <wps:style>
+                        <a:lnRef idx="2">
+                          <a:schemeClr val="accent1">
+                            <a:shade val="15000"/>
+                          </a:schemeClr>
+                        </a:lnRef>
+                        <a:fillRef idx="1">
+                          <a:schemeClr val="accent1"/>
+                        </a:fillRef>
+                        <a:effectRef idx="0">
+                          <a:schemeClr val="accent1"/>
+                        </a:effectRef>
+                        <a:fontRef idx="minor">
+                          <a:schemeClr val="lt1"/>
+                        </a:fontRef>
+                      </wps:style>
+                      <wps:bodyPr rot="0" spcFirstLastPara="0" vertOverflow="overflow" horzOverflow="overflow" vert="horz" wrap="square" lIns="91440" tIns="45720" rIns="91440" bIns="45720" numCol="1" spcCol="0" rtlCol="0" fromWordArt="0" anchor="ctr" anchorCtr="0" forceAA="0" compatLnSpc="1">
+                        <a:prstTxWarp prst="textNoShape">
+                          <a:avLst/>
+                        </a:prstTxWarp>
+                        <a:noAutofit/>
+                      </wps:bodyPr>
+                    </wps:wsp>
+                  </a:graphicData>
+                </a:graphic>
+              </wp:anchor>
+            </w:drawing>
+          </mc:Choice>
+          <mc:Fallback>
+            <w:pict>
+              <v:rect w14:anchorId="0CF44740" id="Rechteck 2" o:spid="_x0000_s1026" style="position:absolute;margin-left:392.25pt;margin-top:12.9pt;width:53.2pt;height:16.1pt;z-index:251662336;visibility:visible;mso-wrap-style:square;mso-wrap-distance-left:9pt;mso-wrap-distance-top:0;mso-wrap-distance-right:9pt;mso-wrap-distance-bottom:0;mso-position-horizontal:absolute;mso-position-horizontal-relative:text;mso-position-vertical:absolute;mso-position-vertical-relative:text;v-text-anchor:middle" o:gfxdata="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" fillcolor="white [3212]" stroked="f" strokeweight="1pt"/>
+            </w:pict>
+          </mc:Fallback>
+        </mc:AlternateContent>
+      </w:r>
+      <w:r>
+        <w:rPr>
+          <w:noProof/>
+        </w:rPr>
         <w:drawing>
           <wp:inline distT="0" distB="0" distL="0" distR="0" wp14:anchorId="1257B6A6" wp14:editId="1C29324F">
             <wp:extent cx="5709935" cy="5997575"/>
@@ -6000,6 +6223,83 @@
         <w:spacing w:line="240" w:lineRule="auto"/>
       </w:pPr>
       <w:r>
+        <w:rPr>
+          <w:noProof/>
+        </w:rPr>
+        <mc:AlternateContent>
+          <mc:Choice Requires="wps">
+            <w:drawing>
+              <wp:anchor distT="0" distB="0" distL="114300" distR="114300" simplePos="0" relativeHeight="251664384" behindDoc="0" locked="0" layoutInCell="1" allowOverlap="1" wp14:anchorId="2649CB23" wp14:editId="46BD6743">
+                <wp:simplePos x="0" y="0"/>
+                <wp:positionH relativeFrom="column">
+                  <wp:posOffset>4988257</wp:posOffset>
+                </wp:positionH>
+                <wp:positionV relativeFrom="paragraph">
+                  <wp:posOffset>129843</wp:posOffset>
+                </wp:positionV>
+                <wp:extent cx="675565" cy="204717"/>
+                <wp:effectExtent l="0" t="0" r="0" b="5080"/>
+                <wp:wrapNone/>
+                <wp:docPr id="138943911" name="Rechteck 2"/>
+                <wp:cNvGraphicFramePr/>
+                <a:graphic xmlns:a="http://schemas.openxmlformats.org/drawingml/2006/main">
+                  <a:graphicData uri="http://schemas.microsoft.com/office/word/2010/wordprocessingShape">
+                    <wps:wsp>
+                      <wps:cNvSpPr/>
+                      <wps:spPr>
+                        <a:xfrm>
+                          <a:off x="0" y="0"/>
+                          <a:ext cx="675565" cy="204717"/>
+                        </a:xfrm>
+                        <a:prstGeom prst="rect">
+                          <a:avLst/>
+                        </a:prstGeom>
+                        <a:solidFill>
+                          <a:schemeClr val="bg1"/>
+                        </a:solidFill>
+                        <a:ln>
+                          <a:noFill/>
+                        </a:ln>
+                      </wps:spPr>
+                      <wps:style>
+                        <a:lnRef idx="2">
+                          <a:schemeClr val="accent1">
+                            <a:shade val="15000"/>
+                          </a:schemeClr>
+                        </a:lnRef>
+                        <a:fillRef idx="1">
+                          <a:schemeClr val="accent1"/>
+                        </a:fillRef>
+                        <a:effectRef idx="0">
+                          <a:schemeClr val="accent1"/>
+                        </a:effectRef>
+                        <a:fontRef idx="minor">
+                          <a:schemeClr val="lt1"/>
+                        </a:fontRef>
+                      </wps:style>
+                      <wps:bodyPr rot="0" spcFirstLastPara="0" vertOverflow="overflow" horzOverflow="overflow" vert="horz" wrap="square" lIns="91440" tIns="45720" rIns="91440" bIns="45720" numCol="1" spcCol="0" rtlCol="0" fromWordArt="0" anchor="ctr" anchorCtr="0" forceAA="0" compatLnSpc="1">
+                        <a:prstTxWarp prst="textNoShape">
+                          <a:avLst/>
+                        </a:prstTxWarp>
+                        <a:noAutofit/>
+                      </wps:bodyPr>
+                    </wps:wsp>
+                  </a:graphicData>
+                </a:graphic>
+              </wp:anchor>
+            </w:drawing>
+          </mc:Choice>
+          <mc:Fallback>
+            <w:pict>
+              <v:rect w14:anchorId="57A5DFDD" id="Rechteck 2" o:spid="_x0000_s1026" style="position:absolute;margin-left:392.8pt;margin-top:10.2pt;width:53.2pt;height:16.1pt;z-index:251664384;visibility:visible;mso-wrap-style:square;mso-wrap-distance-left:9pt;mso-wrap-distance-top:0;mso-wrap-distance-right:9pt;mso-wrap-distance-bottom:0;mso-position-horizontal:absolute;mso-position-horizontal-relative:text;mso-position-vertical:absolute;mso-position-vertical-relative:text;v-text-anchor:middle" o:gfxdata="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" fillcolor="white [3212]" stroked="f" strokeweight="1pt"/>
+            </w:pict>
+          </mc:Fallback>
+        </mc:AlternateContent>
+      </w:r>
+      <w:r>
+        <w:rPr>
+          <w:noProof/>
+        </w:rPr>
         <w:drawing>
           <wp:inline distT="0" distB="0" distL="0" distR="0" wp14:anchorId="1C67A78B" wp14:editId="6413A68F">
             <wp:extent cx="6120130" cy="5654675"/>
@@ -6180,6 +6480,83 @@
         <w:spacing w:line="240" w:lineRule="auto"/>
       </w:pPr>
       <w:r>
+        <w:rPr>
+          <w:noProof/>
+        </w:rPr>
+        <mc:AlternateContent>
+          <mc:Choice Requires="wps">
+            <w:drawing>
+              <wp:anchor distT="0" distB="0" distL="114300" distR="114300" simplePos="0" relativeHeight="251666432" behindDoc="0" locked="0" layoutInCell="1" allowOverlap="1" wp14:anchorId="46AB378C" wp14:editId="01052550">
+                <wp:simplePos x="0" y="0"/>
+                <wp:positionH relativeFrom="column">
+                  <wp:posOffset>5397689</wp:posOffset>
+                </wp:positionH>
+                <wp:positionV relativeFrom="paragraph">
+                  <wp:posOffset>116196</wp:posOffset>
+                </wp:positionV>
+                <wp:extent cx="675565" cy="204717"/>
+                <wp:effectExtent l="0" t="0" r="0" b="5080"/>
+                <wp:wrapNone/>
+                <wp:docPr id="2014709323" name="Rechteck 2"/>
+                <wp:cNvGraphicFramePr/>
+                <a:graphic xmlns:a="http://schemas.openxmlformats.org/drawingml/2006/main">
+                  <a:graphicData uri="http://schemas.microsoft.com/office/word/2010/wordprocessingShape">
+                    <wps:wsp>
+                      <wps:cNvSpPr/>
+                      <wps:spPr>
+                        <a:xfrm>
+                          <a:off x="0" y="0"/>
+                          <a:ext cx="675565" cy="204717"/>
+                        </a:xfrm>
+                        <a:prstGeom prst="rect">
+                          <a:avLst/>
+                        </a:prstGeom>
+                        <a:solidFill>
+                          <a:schemeClr val="bg1"/>
+                        </a:solidFill>
+                        <a:ln>
+                          <a:noFill/>
+                        </a:ln>
+                      </wps:spPr>
+                      <wps:style>
+                        <a:lnRef idx="2">
+                          <a:schemeClr val="accent1">
+                            <a:shade val="15000"/>
+                          </a:schemeClr>
+                        </a:lnRef>
+                        <a:fillRef idx="1">
+                          <a:schemeClr val="accent1"/>
+                        </a:fillRef>
+                        <a:effectRef idx="0">
+                          <a:schemeClr val="accent1"/>
+                        </a:effectRef>
+                        <a:fontRef idx="minor">
+                          <a:schemeClr val="lt1"/>
+                        </a:fontRef>
+                      </wps:style>
+                      <wps:bodyPr rot="0" spcFirstLastPara="0" vertOverflow="overflow" horzOverflow="overflow" vert="horz" wrap="square" lIns="91440" tIns="45720" rIns="91440" bIns="45720" numCol="1" spcCol="0" rtlCol="0" fromWordArt="0" anchor="ctr" anchorCtr="0" forceAA="0" compatLnSpc="1">
+                        <a:prstTxWarp prst="textNoShape">
+                          <a:avLst/>
+                        </a:prstTxWarp>
+                        <a:noAutofit/>
+                      </wps:bodyPr>
+                    </wps:wsp>
+                  </a:graphicData>
+                </a:graphic>
+              </wp:anchor>
+            </w:drawing>
+          </mc:Choice>
+          <mc:Fallback>
+            <w:pict>
+              <v:rect w14:anchorId="18965ACC" id="Rechteck 2" o:spid="_x0000_s1026" style="position:absolute;margin-left:425pt;margin-top:9.15pt;width:53.2pt;height:16.1pt;z-index:251666432;visibility:visible;mso-wrap-style:square;mso-wrap-distance-left:9pt;mso-wrap-distance-top:0;mso-wrap-distance-right:9pt;mso-wrap-distance-bottom:0;mso-position-horizontal:absolute;mso-position-horizontal-relative:text;mso-position-vertical:absolute;mso-position-vertical-relative:text;v-text-anchor:middle" o:gfxdata="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" fillcolor="white [3212]" stroked="f" strokeweight="1pt"/>
+            </w:pict>
+          </mc:Fallback>
+        </mc:AlternateContent>
+      </w:r>
+      <w:r>
+        <w:rPr>
+          <w:noProof/>
+        </w:rPr>
         <w:drawing>
           <wp:inline distT="0" distB="0" distL="0" distR="0" wp14:anchorId="3B47AC5C" wp14:editId="7BD4A442">
             <wp:extent cx="6120130" cy="6393180"/>
@@ -6250,7 +6627,6 @@
     </w:p>
     <w:p/>
     <w:p/>
-    <w:p/>
     <w:p>
       <w:pPr>
         <w:pStyle w:val="Beschriftung"/>
@@ -6265,6 +6641,7 @@
           <w:sz w:val="22"/>
           <w:szCs w:val="22"/>
         </w:rPr>
+        <w:lastRenderedPageBreak/>
         <w:t xml:space="preserve">Abbildung </w:t>
       </w:r>
       <w:r>
@@ -6714,20 +7091,6 @@
         <w:tabs>
           <w:tab w:val="num" w:pos="720"/>
         </w:tabs>
-      </w:pPr>
-      <w:r>
-        <w:lastRenderedPageBreak/>
-        <w:t>Quelle</w:t>
-      </w:r>
-      <w:r>
-        <w:t>:</w:t>
-      </w:r>
-      <w:r>
-        <w:t xml:space="preserve"> Eigene Darstellung</w:t>
-      </w:r>
-    </w:p>
-    <w:p>
-      <w:pPr>
         <w:sectPr>
           <w:footerReference w:type="default" r:id="rId28"/>
           <w:pgSz w:w="11906" w:h="16838"/>
@@ -6737,6 +7100,15 @@
           <w:docGrid w:linePitch="360"/>
         </w:sectPr>
       </w:pPr>
+      <w:r>
+        <w:t>Quelle</w:t>
+      </w:r>
+      <w:r>
+        <w:t>:</w:t>
+      </w:r>
+      <w:r>
+        <w:t xml:space="preserve"> Eigene Darstellung</w:t>
+      </w:r>
     </w:p>
     <w:p/>
     <w:sectPr>
@@ -8983,6 +9355,7 @@
   <w:style w:type="character" w:default="1" w:styleId="Absatz-Standardschriftart">
     <w:name w:val="Default Paragraph Font"/>
     <w:uiPriority w:val="1"/>
+    <w:semiHidden/>
     <w:unhideWhenUsed/>
   </w:style>
   <w:style w:type="table" w:default="1" w:styleId="NormaleTabelle">

--- a/docs/phase 2/Spezifikationsdokument.docx
+++ b/docs/phase 2/Spezifikationsdokument.docx
@@ -96,7 +96,15 @@
         <w:jc w:val="center"/>
       </w:pPr>
       <w:r>
-        <w:t xml:space="preserve">Projekt: Software Engineering </w:t>
+        <w:t xml:space="preserve">Projekt: </w:t>
+      </w:r>
+      <w:proofErr w:type="gramStart"/>
+      <w:r>
+        <w:t>Software Engineering</w:t>
+      </w:r>
+      <w:proofErr w:type="gramEnd"/>
+      <w:r>
+        <w:t xml:space="preserve"> </w:t>
       </w:r>
     </w:p>
     <w:p>
@@ -290,7 +298,7 @@
         <w:rPr>
           <w:rFonts w:cs="Arial"/>
         </w:rPr>
-        <w:t>xx</w:t>
+        <w:t>30</w:t>
       </w:r>
       <w:r>
         <w:rPr>
@@ -408,7 +416,7 @@
             </w:rPr>
             <w:fldChar w:fldCharType="separate"/>
           </w:r>
-          <w:hyperlink w:anchor="_Toc243652449" w:history="1">
+          <w:hyperlink w:anchor="_Toc244262181" w:history="1">
             <w:r>
               <w:rPr>
                 <w:rStyle w:val="Hyperlink"/>
@@ -436,7 +444,7 @@
                 <w:noProof/>
                 <w:webHidden/>
               </w:rPr>
-              <w:instrText xml:space="preserve"> PAGEREF _Toc243652449 \h </w:instrText>
+              <w:instrText xml:space="preserve"> PAGEREF _Toc244262181 \h </w:instrText>
             </w:r>
             <w:r>
               <w:rPr>
@@ -478,7 +486,7 @@
               <w:lang w:eastAsia="de-DE"/>
             </w:rPr>
           </w:pPr>
-          <w:hyperlink w:anchor="_Toc243652450" w:history="1">
+          <w:hyperlink w:anchor="_Toc244262182" w:history="1">
             <w:r>
               <w:rPr>
                 <w:rStyle w:val="Hyperlink"/>
@@ -506,7 +514,7 @@
                 <w:noProof/>
                 <w:webHidden/>
               </w:rPr>
-              <w:instrText xml:space="preserve"> PAGEREF _Toc243652450 \h </w:instrText>
+              <w:instrText xml:space="preserve"> PAGEREF _Toc244262182 \h </w:instrText>
             </w:r>
             <w:r>
               <w:rPr>
@@ -548,7 +556,7 @@
               <w:lang w:eastAsia="de-DE"/>
             </w:rPr>
           </w:pPr>
-          <w:hyperlink w:anchor="_Toc243652451" w:history="1">
+          <w:hyperlink w:anchor="_Toc244262183" w:history="1">
             <w:r>
               <w:rPr>
                 <w:rStyle w:val="Hyperlink"/>
@@ -576,7 +584,7 @@
                 <w:noProof/>
                 <w:webHidden/>
               </w:rPr>
-              <w:instrText xml:space="preserve"> PAGEREF _Toc243652451 \h </w:instrText>
+              <w:instrText xml:space="preserve"> PAGEREF _Toc244262183 \h </w:instrText>
             </w:r>
             <w:r>
               <w:rPr>
@@ -618,7 +626,7 @@
               <w:lang w:eastAsia="de-DE"/>
             </w:rPr>
           </w:pPr>
-          <w:hyperlink w:anchor="_Toc243652452" w:history="1">
+          <w:hyperlink w:anchor="_Toc244262184" w:history="1">
             <w:r>
               <w:rPr>
                 <w:rStyle w:val="Hyperlink"/>
@@ -645,7 +653,7 @@
                 <w:noProof/>
                 <w:webHidden/>
               </w:rPr>
-              <w:instrText xml:space="preserve"> PAGEREF _Toc243652452 \h </w:instrText>
+              <w:instrText xml:space="preserve"> PAGEREF _Toc244262184 \h </w:instrText>
             </w:r>
             <w:r>
               <w:rPr>
@@ -687,7 +695,7 @@
               <w:lang w:eastAsia="de-DE"/>
             </w:rPr>
           </w:pPr>
-          <w:hyperlink w:anchor="_Toc243652453" w:history="1">
+          <w:hyperlink w:anchor="_Toc244262185" w:history="1">
             <w:r>
               <w:rPr>
                 <w:rStyle w:val="Hyperlink"/>
@@ -715,7 +723,7 @@
                 <w:noProof/>
                 <w:webHidden/>
               </w:rPr>
-              <w:instrText xml:space="preserve"> PAGEREF _Toc243652453 \h </w:instrText>
+              <w:instrText xml:space="preserve"> PAGEREF _Toc244262185 \h </w:instrText>
             </w:r>
             <w:r>
               <w:rPr>
@@ -757,7 +765,7 @@
               <w:lang w:eastAsia="de-DE"/>
             </w:rPr>
           </w:pPr>
-          <w:hyperlink w:anchor="_Toc243652454" w:history="1">
+          <w:hyperlink w:anchor="_Toc244262186" w:history="1">
             <w:r>
               <w:rPr>
                 <w:rStyle w:val="Hyperlink"/>
@@ -785,7 +793,7 @@
                 <w:noProof/>
                 <w:webHidden/>
               </w:rPr>
-              <w:instrText xml:space="preserve"> PAGEREF _Toc243652454 \h </w:instrText>
+              <w:instrText xml:space="preserve"> PAGEREF _Toc244262186 \h </w:instrText>
             </w:r>
             <w:r>
               <w:rPr>
@@ -830,7 +838,7 @@
               <w:lang w:eastAsia="de-DE"/>
             </w:rPr>
           </w:pPr>
-          <w:hyperlink w:anchor="_Toc243652455" w:history="1">
+          <w:hyperlink w:anchor="_Toc244262187" w:history="1">
             <w:r>
               <w:rPr>
                 <w:rStyle w:val="Hyperlink"/>
@@ -857,7 +865,7 @@
                 <w:noProof/>
                 <w:webHidden/>
               </w:rPr>
-              <w:instrText xml:space="preserve"> PAGEREF _Toc243652455 \h </w:instrText>
+              <w:instrText xml:space="preserve"> PAGEREF _Toc244262187 \h </w:instrText>
             </w:r>
             <w:r>
               <w:rPr>
@@ -902,7 +910,7 @@
               <w:lang w:eastAsia="de-DE"/>
             </w:rPr>
           </w:pPr>
-          <w:hyperlink w:anchor="_Toc243652456" w:history="1">
+          <w:hyperlink w:anchor="_Toc244262188" w:history="1">
             <w:r>
               <w:rPr>
                 <w:rStyle w:val="Hyperlink"/>
@@ -929,7 +937,7 @@
                 <w:noProof/>
                 <w:webHidden/>
               </w:rPr>
-              <w:instrText xml:space="preserve"> PAGEREF _Toc243652456 \h </w:instrText>
+              <w:instrText xml:space="preserve"> PAGEREF _Toc244262188 \h </w:instrText>
             </w:r>
             <w:r>
               <w:rPr>
@@ -971,7 +979,7 @@
               <w:lang w:eastAsia="de-DE"/>
             </w:rPr>
           </w:pPr>
-          <w:hyperlink w:anchor="_Toc243652457" w:history="1">
+          <w:hyperlink w:anchor="_Toc244262189" w:history="1">
             <w:r>
               <w:rPr>
                 <w:rStyle w:val="Hyperlink"/>
@@ -999,7 +1007,7 @@
                 <w:noProof/>
                 <w:webHidden/>
               </w:rPr>
-              <w:instrText xml:space="preserve"> PAGEREF _Toc243652457 \h </w:instrText>
+              <w:instrText xml:space="preserve"> PAGEREF _Toc244262189 \h </w:instrText>
             </w:r>
             <w:r>
               <w:rPr>
@@ -1041,7 +1049,7 @@
               <w:lang w:eastAsia="de-DE"/>
             </w:rPr>
           </w:pPr>
-          <w:hyperlink w:anchor="_Toc243652458" w:history="1">
+          <w:hyperlink w:anchor="_Toc244262190" w:history="1">
             <w:r>
               <w:rPr>
                 <w:rStyle w:val="Hyperlink"/>
@@ -1068,7 +1076,7 @@
                 <w:noProof/>
                 <w:webHidden/>
               </w:rPr>
-              <w:instrText xml:space="preserve"> PAGEREF _Toc243652458 \h </w:instrText>
+              <w:instrText xml:space="preserve"> PAGEREF _Toc244262190 \h </w:instrText>
             </w:r>
             <w:r>
               <w:rPr>
@@ -1113,7 +1121,7 @@
               <w:lang w:eastAsia="de-DE"/>
             </w:rPr>
           </w:pPr>
-          <w:hyperlink w:anchor="_Toc243652459" w:history="1">
+          <w:hyperlink w:anchor="_Toc244262191" w:history="1">
             <w:r>
               <w:rPr>
                 <w:rStyle w:val="Hyperlink"/>
@@ -1140,7 +1148,7 @@
                 <w:noProof/>
                 <w:webHidden/>
               </w:rPr>
-              <w:instrText xml:space="preserve"> PAGEREF _Toc243652459 \h </w:instrText>
+              <w:instrText xml:space="preserve"> PAGEREF _Toc244262191 \h </w:instrText>
             </w:r>
             <w:r>
               <w:rPr>
@@ -1185,7 +1193,7 @@
               <w:lang w:eastAsia="de-DE"/>
             </w:rPr>
           </w:pPr>
-          <w:hyperlink w:anchor="_Toc243652460" w:history="1">
+          <w:hyperlink w:anchor="_Toc244262192" w:history="1">
             <w:r>
               <w:rPr>
                 <w:rStyle w:val="Hyperlink"/>
@@ -1212,7 +1220,7 @@
                 <w:noProof/>
                 <w:webHidden/>
               </w:rPr>
-              <w:instrText xml:space="preserve"> PAGEREF _Toc243652460 \h </w:instrText>
+              <w:instrText xml:space="preserve"> PAGEREF _Toc244262192 \h </w:instrText>
             </w:r>
             <w:r>
               <w:rPr>
@@ -1254,7 +1262,7 @@
               <w:lang w:eastAsia="de-DE"/>
             </w:rPr>
           </w:pPr>
-          <w:hyperlink w:anchor="_Toc243652461" w:history="1">
+          <w:hyperlink w:anchor="_Toc244262193" w:history="1">
             <w:r>
               <w:rPr>
                 <w:rStyle w:val="Hyperlink"/>
@@ -1281,7 +1289,7 @@
                 <w:noProof/>
                 <w:webHidden/>
               </w:rPr>
-              <w:instrText xml:space="preserve"> PAGEREF _Toc243652461 \h </w:instrText>
+              <w:instrText xml:space="preserve"> PAGEREF _Toc244262193 \h </w:instrText>
             </w:r>
             <w:r>
               <w:rPr>
@@ -1356,7 +1364,7 @@
           <w:rFonts w:cs="Arial"/>
         </w:rPr>
       </w:pPr>
-      <w:bookmarkStart w:id="0" w:name="_Toc243652449"/>
+      <w:bookmarkStart w:id="0" w:name="_Toc244262181"/>
       <w:r>
         <w:rPr>
           <w:rFonts w:cs="Arial"/>
@@ -1398,7 +1406,7 @@
         </w:rPr>
         <w:fldChar w:fldCharType="separate"/>
       </w:r>
-      <w:hyperlink w:anchor="_Toc243652440" w:history="1">
+      <w:hyperlink w:anchor="_Toc244262194" w:history="1">
         <w:r>
           <w:rPr>
             <w:rStyle w:val="Hyperlink"/>
@@ -1425,7 +1433,7 @@
             <w:noProof/>
             <w:webHidden/>
           </w:rPr>
-          <w:instrText xml:space="preserve"> PAGEREF _Toc243652440 \h </w:instrText>
+          <w:instrText xml:space="preserve"> PAGEREF _Toc244262194 \h </w:instrText>
         </w:r>
         <w:r>
           <w:rPr>
@@ -1470,7 +1478,7 @@
           <w:lang w:eastAsia="de-DE"/>
         </w:rPr>
       </w:pPr>
-      <w:hyperlink w:anchor="_Toc243652441" w:history="1">
+      <w:hyperlink w:anchor="_Toc244262195" w:history="1">
         <w:r>
           <w:rPr>
             <w:rStyle w:val="Hyperlink"/>
@@ -1497,7 +1505,7 @@
             <w:noProof/>
             <w:webHidden/>
           </w:rPr>
-          <w:instrText xml:space="preserve"> PAGEREF _Toc243652441 \h </w:instrText>
+          <w:instrText xml:space="preserve"> PAGEREF _Toc244262195 \h </w:instrText>
         </w:r>
         <w:r>
           <w:rPr>
@@ -1542,7 +1550,7 @@
           <w:lang w:eastAsia="de-DE"/>
         </w:rPr>
       </w:pPr>
-      <w:hyperlink w:anchor="_Toc243652442" w:history="1">
+      <w:hyperlink w:anchor="_Toc244262196" w:history="1">
         <w:r>
           <w:rPr>
             <w:rStyle w:val="Hyperlink"/>
@@ -1569,7 +1577,7 @@
             <w:noProof/>
             <w:webHidden/>
           </w:rPr>
-          <w:instrText xml:space="preserve"> PAGEREF _Toc243652442 \h </w:instrText>
+          <w:instrText xml:space="preserve"> PAGEREF _Toc244262196 \h </w:instrText>
         </w:r>
         <w:r>
           <w:rPr>
@@ -1614,7 +1622,7 @@
           <w:lang w:eastAsia="de-DE"/>
         </w:rPr>
       </w:pPr>
-      <w:hyperlink w:anchor="_Toc243652443" w:history="1">
+      <w:hyperlink w:anchor="_Toc244262197" w:history="1">
         <w:r>
           <w:rPr>
             <w:rStyle w:val="Hyperlink"/>
@@ -1641,7 +1649,7 @@
             <w:noProof/>
             <w:webHidden/>
           </w:rPr>
-          <w:instrText xml:space="preserve"> PAGEREF _Toc243652443 \h </w:instrText>
+          <w:instrText xml:space="preserve"> PAGEREF _Toc244262197 \h </w:instrText>
         </w:r>
         <w:r>
           <w:rPr>
@@ -1686,13 +1694,13 @@
           <w:lang w:eastAsia="de-DE"/>
         </w:rPr>
       </w:pPr>
-      <w:hyperlink w:anchor="_Toc243652444" w:history="1">
+      <w:hyperlink w:anchor="_Toc244262198" w:history="1">
         <w:r>
           <w:rPr>
             <w:rStyle w:val="Hyperlink"/>
             <w:noProof/>
           </w:rPr>
-          <w:t>Abbildung 5: Mockup der Startseiten</w:t>
+          <w:t>Abbildung 5: Mockup der Startseite</w:t>
         </w:r>
         <w:r>
           <w:rPr>
@@ -1713,7 +1721,7 @@
             <w:noProof/>
             <w:webHidden/>
           </w:rPr>
-          <w:instrText xml:space="preserve"> PAGEREF _Toc243652444 \h </w:instrText>
+          <w:instrText xml:space="preserve"> PAGEREF _Toc244262198 \h </w:instrText>
         </w:r>
         <w:r>
           <w:rPr>
@@ -1758,7 +1766,7 @@
           <w:lang w:eastAsia="de-DE"/>
         </w:rPr>
       </w:pPr>
-      <w:hyperlink w:anchor="_Toc243652445" w:history="1">
+      <w:hyperlink w:anchor="_Toc244262199" w:history="1">
         <w:r>
           <w:rPr>
             <w:rStyle w:val="Hyperlink"/>
@@ -1785,7 +1793,7 @@
             <w:noProof/>
             <w:webHidden/>
           </w:rPr>
-          <w:instrText xml:space="preserve"> PAGEREF _Toc243652445 \h </w:instrText>
+          <w:instrText xml:space="preserve"> PAGEREF _Toc244262199 \h </w:instrText>
         </w:r>
         <w:r>
           <w:rPr>
@@ -1830,7 +1838,7 @@
           <w:lang w:eastAsia="de-DE"/>
         </w:rPr>
       </w:pPr>
-      <w:hyperlink w:anchor="_Toc243652446" w:history="1">
+      <w:hyperlink w:anchor="_Toc244262200" w:history="1">
         <w:r>
           <w:rPr>
             <w:rStyle w:val="Hyperlink"/>
@@ -1857,7 +1865,7 @@
             <w:noProof/>
             <w:webHidden/>
           </w:rPr>
-          <w:instrText xml:space="preserve"> PAGEREF _Toc243652446 \h </w:instrText>
+          <w:instrText xml:space="preserve"> PAGEREF _Toc244262200 \h </w:instrText>
         </w:r>
         <w:r>
           <w:rPr>
@@ -1902,7 +1910,7 @@
           <w:lang w:eastAsia="de-DE"/>
         </w:rPr>
       </w:pPr>
-      <w:hyperlink w:anchor="_Toc243652447" w:history="1">
+      <w:hyperlink w:anchor="_Toc244262201" w:history="1">
         <w:r>
           <w:rPr>
             <w:rStyle w:val="Hyperlink"/>
@@ -1929,7 +1937,7 @@
             <w:noProof/>
             <w:webHidden/>
           </w:rPr>
-          <w:instrText xml:space="preserve"> PAGEREF _Toc243652447 \h </w:instrText>
+          <w:instrText xml:space="preserve"> PAGEREF _Toc244262201 \h </w:instrText>
         </w:r>
         <w:r>
           <w:rPr>
@@ -1974,7 +1982,7 @@
           <w:lang w:eastAsia="de-DE"/>
         </w:rPr>
       </w:pPr>
-      <w:hyperlink w:anchor="_Toc243652448" w:history="1">
+      <w:hyperlink w:anchor="_Toc244262202" w:history="1">
         <w:r>
           <w:rPr>
             <w:rStyle w:val="Hyperlink"/>
@@ -2001,7 +2009,7 @@
             <w:noProof/>
             <w:webHidden/>
           </w:rPr>
-          <w:instrText xml:space="preserve"> PAGEREF _Toc243652448 \h </w:instrText>
+          <w:instrText xml:space="preserve"> PAGEREF _Toc244262202 \h </w:instrText>
         </w:r>
         <w:r>
           <w:rPr>
@@ -2064,7 +2072,7 @@
           <w:rFonts w:cs="Arial"/>
         </w:rPr>
       </w:pPr>
-      <w:bookmarkStart w:id="1" w:name="_Toc243652450"/>
+      <w:bookmarkStart w:id="1" w:name="_Toc244262182"/>
       <w:r>
         <w:rPr>
           <w:rFonts w:cs="Arial"/>
@@ -2104,7 +2112,7 @@
       <w:r>
         <w:fldChar w:fldCharType="separate"/>
       </w:r>
-      <w:hyperlink w:anchor="_Toc241413573" w:history="1">
+      <w:hyperlink w:anchor="_Toc244262203" w:history="1">
         <w:r>
           <w:rPr>
             <w:rStyle w:val="Hyperlink"/>
@@ -2131,7 +2139,7 @@
             <w:noProof/>
             <w:webHidden/>
           </w:rPr>
-          <w:instrText xml:space="preserve"> PAGEREF _Toc241413573 \h </w:instrText>
+          <w:instrText xml:space="preserve"> PAGEREF _Toc244262203 \h </w:instrText>
         </w:r>
         <w:r>
           <w:rPr>
@@ -2176,7 +2184,7 @@
           <w:lang w:eastAsia="de-DE"/>
         </w:rPr>
       </w:pPr>
-      <w:hyperlink w:anchor="_Toc241413574" w:history="1">
+      <w:hyperlink w:anchor="_Toc244262204" w:history="1">
         <w:r>
           <w:rPr>
             <w:rStyle w:val="Hyperlink"/>
@@ -2203,7 +2211,7 @@
             <w:noProof/>
             <w:webHidden/>
           </w:rPr>
-          <w:instrText xml:space="preserve"> PAGEREF _Toc241413574 \h </w:instrText>
+          <w:instrText xml:space="preserve"> PAGEREF _Toc244262204 \h </w:instrText>
         </w:r>
         <w:r>
           <w:rPr>
@@ -2248,7 +2256,7 @@
           <w:lang w:eastAsia="de-DE"/>
         </w:rPr>
       </w:pPr>
-      <w:hyperlink w:anchor="_Toc241413575" w:history="1">
+      <w:hyperlink w:anchor="_Toc244262205" w:history="1">
         <w:r>
           <w:rPr>
             <w:rStyle w:val="Hyperlink"/>
@@ -2275,7 +2283,7 @@
             <w:noProof/>
             <w:webHidden/>
           </w:rPr>
-          <w:instrText xml:space="preserve"> PAGEREF _Toc241413575 \h </w:instrText>
+          <w:instrText xml:space="preserve"> PAGEREF _Toc244262205 \h </w:instrText>
         </w:r>
         <w:r>
           <w:rPr>
@@ -2320,7 +2328,7 @@
           <w:lang w:eastAsia="de-DE"/>
         </w:rPr>
       </w:pPr>
-      <w:hyperlink w:anchor="_Toc241413576" w:history="1">
+      <w:hyperlink w:anchor="_Toc244262206" w:history="1">
         <w:r>
           <w:rPr>
             <w:rStyle w:val="Hyperlink"/>
@@ -2347,7 +2355,7 @@
             <w:noProof/>
             <w:webHidden/>
           </w:rPr>
-          <w:instrText xml:space="preserve"> PAGEREF _Toc241413576 \h </w:instrText>
+          <w:instrText xml:space="preserve"> PAGEREF _Toc244262206 \h </w:instrText>
         </w:r>
         <w:r>
           <w:rPr>
@@ -2408,7 +2416,7 @@
           <w:rFonts w:cs="Arial"/>
         </w:rPr>
       </w:pPr>
-      <w:bookmarkStart w:id="3" w:name="_Toc243652451"/>
+      <w:bookmarkStart w:id="3" w:name="_Toc244262183"/>
       <w:r>
         <w:rPr>
           <w:rFonts w:cs="Arial"/>
@@ -2419,6 +2427,7 @@
       <w:bookmarkEnd w:id="3"/>
     </w:p>
     <w:p>
+      <w:proofErr w:type="gramStart"/>
       <w:r>
         <w:t>GO</w:t>
       </w:r>
@@ -2429,6 +2438,7 @@
         <w:tab/>
         <w:t>Geschäftsobjekt</w:t>
       </w:r>
+      <w:proofErr w:type="gramEnd"/>
     </w:p>
     <w:p>
       <w:r>
@@ -2539,9 +2549,9 @@
       <w:pPr>
         <w:pStyle w:val="berschrift1"/>
       </w:pPr>
-      <w:bookmarkStart w:id="4" w:name="_Toc243652452"/>
-      <w:bookmarkStart w:id="5" w:name="_Toc192768108"/>
-      <w:bookmarkStart w:id="6" w:name="_Toc202101948"/>
+      <w:bookmarkStart w:id="4" w:name="_Toc192768108"/>
+      <w:bookmarkStart w:id="5" w:name="_Toc202101948"/>
+      <w:bookmarkStart w:id="6" w:name="_Toc244262184"/>
       <w:r>
         <w:lastRenderedPageBreak/>
         <w:t xml:space="preserve">1. </w:t>
@@ -2549,32 +2559,32 @@
       <w:r>
         <w:t>Einleitung</w:t>
       </w:r>
+      <w:bookmarkEnd w:id="6"/>
+    </w:p>
+    <w:p>
+      <w:r>
+        <w:t xml:space="preserve">Dieses Dokument spezifiziert die fachlich und technisch nach außen sichtbaren Eigenschaften der Webanwendung Mystic Maze. </w:t>
+      </w:r>
+      <w:r>
+        <w:t>Beschrieben werden das fachliche Datenmodell, die zentralen Geschäftsprozesse und Geschäftsregeln, d</w:t>
+      </w:r>
+      <w:r>
+        <w:t xml:space="preserve">er Systemkontext und </w:t>
+      </w:r>
+      <w:r>
+        <w:t>Systemschnittstellen sowie die Benutzerschnittstellen.</w:t>
+      </w:r>
+    </w:p>
+    <w:p>
+      <w:pPr>
+        <w:pStyle w:val="berschrift1"/>
+        <w:rPr>
+          <w:rFonts w:cs="Arial"/>
+        </w:rPr>
+      </w:pPr>
+      <w:bookmarkStart w:id="7" w:name="_Toc244262185"/>
       <w:bookmarkEnd w:id="4"/>
-    </w:p>
-    <w:p>
-      <w:r>
-        <w:t xml:space="preserve">Dieses Dokument spezifiziert die fachlich und technisch nach außen sichtbaren Eigenschaften der Webanwendung Mystic Maze. </w:t>
-      </w:r>
-      <w:r>
-        <w:t>Beschrieben werden das fachliche Datenmodell, die zentralen Geschäftsprozesse und Geschäftsregeln, d</w:t>
-      </w:r>
-      <w:r>
-        <w:t xml:space="preserve">er Systemkontext und </w:t>
-      </w:r>
-      <w:r>
-        <w:t>Systemschnittstellen sowie die Benutzerschnittstellen.</w:t>
-      </w:r>
-    </w:p>
-    <w:p>
-      <w:pPr>
-        <w:pStyle w:val="berschrift1"/>
-        <w:rPr>
-          <w:rFonts w:cs="Arial"/>
-        </w:rPr>
-      </w:pPr>
-      <w:bookmarkStart w:id="7" w:name="_Toc243652453"/>
       <w:bookmarkEnd w:id="5"/>
-      <w:bookmarkEnd w:id="6"/>
       <w:r>
         <w:rPr>
           <w:rFonts w:cs="Arial"/>
@@ -2630,7 +2640,7 @@
           <w:szCs w:val="22"/>
         </w:rPr>
       </w:pPr>
-      <w:bookmarkStart w:id="8" w:name="_Toc241413573"/>
+      <w:bookmarkStart w:id="8" w:name="_Toc244262203"/>
       <w:r>
         <w:rPr>
           <w:sz w:val="22"/>
@@ -2995,8 +3005,13 @@
               <w:spacing w:after="120"/>
             </w:pPr>
             <w:r>
-              <w:t>Position, Orientierung, Wegtyp</w:t>
-            </w:r>
+              <w:t xml:space="preserve">Position, Orientierung, </w:t>
+            </w:r>
+            <w:proofErr w:type="spellStart"/>
+            <w:r>
+              <w:t>Wegtyp</w:t>
+            </w:r>
+            <w:proofErr w:type="spellEnd"/>
           </w:p>
         </w:tc>
       </w:tr>
@@ -3133,8 +3148,13 @@
               <w:spacing w:after="120"/>
             </w:pPr>
             <w:r>
-              <w:t>Zugnummer, Zugphase</w:t>
-            </w:r>
+              <w:t xml:space="preserve">Zugnummer, </w:t>
+            </w:r>
+            <w:proofErr w:type="spellStart"/>
+            <w:r>
+              <w:t>Zugphase</w:t>
+            </w:r>
+            <w:proofErr w:type="spellEnd"/>
           </w:p>
         </w:tc>
       </w:tr>
@@ -3198,7 +3218,7 @@
           <w:szCs w:val="22"/>
         </w:rPr>
       </w:pPr>
-      <w:bookmarkStart w:id="9" w:name="_Toc243652440"/>
+      <w:bookmarkStart w:id="9" w:name="_Toc244262194"/>
       <w:r>
         <w:rPr>
           <w:sz w:val="22"/>
@@ -3321,7 +3341,7 @@
           <w:rFonts w:cs="Arial"/>
         </w:rPr>
       </w:pPr>
-      <w:bookmarkStart w:id="10" w:name="_Toc243652454"/>
+      <w:bookmarkStart w:id="10" w:name="_Toc244262186"/>
       <w:r>
         <w:rPr>
           <w:rFonts w:cs="Arial"/>
@@ -3352,7 +3372,7 @@
       <w:pPr>
         <w:pStyle w:val="berschrift2"/>
       </w:pPr>
-      <w:bookmarkStart w:id="11" w:name="_Toc243652455"/>
+      <w:bookmarkStart w:id="11" w:name="_Toc244262187"/>
       <w:r>
         <w:t xml:space="preserve">3.1 </w:t>
       </w:r>
@@ -3521,7 +3541,7 @@
           <w:szCs w:val="22"/>
         </w:rPr>
       </w:pPr>
-      <w:bookmarkStart w:id="12" w:name="_Toc243652441"/>
+      <w:bookmarkStart w:id="12" w:name="_Toc244262195"/>
       <w:r>
         <w:rPr>
           <w:sz w:val="22"/>
@@ -3637,7 +3657,7 @@
       <w:pPr>
         <w:pStyle w:val="berschrift2"/>
       </w:pPr>
-      <w:bookmarkStart w:id="13" w:name="_Toc243652456"/>
+      <w:bookmarkStart w:id="13" w:name="_Toc244262188"/>
       <w:r>
         <w:t xml:space="preserve">3.2 </w:t>
       </w:r>
@@ -3808,7 +3828,15 @@
         <w:spacing w:line="276" w:lineRule="auto"/>
       </w:pPr>
       <w:r>
-        <w:t>Gegebenenfalls werden durch die neue Position Portal- oder Artefakteffekte ausgelöst.</w:t>
+        <w:t xml:space="preserve">Gegebenenfalls werden durch die neue Position Portal- oder </w:t>
+      </w:r>
+      <w:proofErr w:type="spellStart"/>
+      <w:r>
+        <w:t>Artefakteffekte</w:t>
+      </w:r>
+      <w:proofErr w:type="spellEnd"/>
+      <w:r>
+        <w:t xml:space="preserve"> ausgelöst.</w:t>
       </w:r>
     </w:p>
     <w:p>
@@ -3907,7 +3935,7 @@
           <w:szCs w:val="22"/>
         </w:rPr>
       </w:pPr>
-      <w:bookmarkStart w:id="14" w:name="_Toc243652442"/>
+      <w:bookmarkStart w:id="14" w:name="_Toc244262196"/>
       <w:r>
         <w:rPr>
           <w:sz w:val="22"/>
@@ -4013,7 +4041,7 @@
           <w:rFonts w:cs="Arial"/>
         </w:rPr>
       </w:pPr>
-      <w:bookmarkStart w:id="15" w:name="_Toc243652457"/>
+      <w:bookmarkStart w:id="15" w:name="_Toc244262189"/>
       <w:r>
         <w:rPr>
           <w:rFonts w:cs="Arial"/>
@@ -4055,7 +4083,7 @@
           <w:szCs w:val="22"/>
         </w:rPr>
       </w:pPr>
-      <w:bookmarkStart w:id="16" w:name="_Toc241413574"/>
+      <w:bookmarkStart w:id="16" w:name="_Toc244262204"/>
       <w:r>
         <w:rPr>
           <w:sz w:val="22"/>
@@ -4293,7 +4321,15 @@
               <w:spacing w:after="120"/>
             </w:pPr>
             <w:r>
-              <w:t>Vor der Bewegung der Spielfigur muss die Labyrinthverschiebung des aktuellen Zuges abgeschlossen sein.</w:t>
+              <w:t xml:space="preserve">Vor der Bewegung der Spielfigur muss die </w:t>
+            </w:r>
+            <w:proofErr w:type="spellStart"/>
+            <w:r>
+              <w:t>Labyrinthverschiebung</w:t>
+            </w:r>
+            <w:proofErr w:type="spellEnd"/>
+            <w:r>
+              <w:t xml:space="preserve"> des aktuellen Zuges abgeschlossen sein.</w:t>
             </w:r>
           </w:p>
         </w:tc>
@@ -4479,11 +4515,16 @@
               <w:spacing w:after="120"/>
             </w:pPr>
             <w:r>
-              <w:t xml:space="preserve">Die aktive Sonderfähigkeit des Magiers darf einmal pro </w:t>
+              <w:t xml:space="preserve">Die aktive Sonderfähigkeit des Magiers darf einmal </w:t>
+            </w:r>
+            <w:proofErr w:type="gramStart"/>
+            <w:r>
+              <w:t xml:space="preserve">pro </w:t>
             </w:r>
             <w:r>
               <w:t>gesuchten Artefakt</w:t>
             </w:r>
+            <w:proofErr w:type="gramEnd"/>
             <w:r>
               <w:t xml:space="preserve"> eingesetzt werden.</w:t>
             </w:r>
@@ -4650,7 +4691,15 @@
           </w:tcPr>
           <w:p>
             <w:r>
-              <w:t>Innerhalb des Spielfelds sind 16 Kacheln fest positioniert und können durch eine Labyrinthverschiebung nicht ihre Position ändern.</w:t>
+              <w:t xml:space="preserve">Innerhalb des Spielfelds sind 16 Kacheln fest positioniert und können durch eine </w:t>
+            </w:r>
+            <w:proofErr w:type="spellStart"/>
+            <w:r>
+              <w:t>Labyrinthverschiebung</w:t>
+            </w:r>
+            <w:proofErr w:type="spellEnd"/>
+            <w:r>
+              <w:t xml:space="preserve"> nicht ihre Position ändern.</w:t>
             </w:r>
           </w:p>
         </w:tc>
@@ -4718,7 +4767,7 @@
       <w:pPr>
         <w:pStyle w:val="berschrift1"/>
       </w:pPr>
-      <w:bookmarkStart w:id="17" w:name="_Toc243652458"/>
+      <w:bookmarkStart w:id="17" w:name="_Toc244262190"/>
       <w:r>
         <w:lastRenderedPageBreak/>
         <w:t>5</w:t>
@@ -4729,33 +4778,23 @@
       <w:r>
         <w:t xml:space="preserve">Systemkontext und </w:t>
       </w:r>
-      <w:commentRangeStart w:id="18"/>
       <w:r>
         <w:t>Systemschnittstellen</w:t>
       </w:r>
       <w:bookmarkEnd w:id="17"/>
-      <w:commentRangeEnd w:id="18"/>
-      <w:r>
-        <w:rPr>
-          <w:rStyle w:val="Kommentarzeichen"/>
-          <w:sz w:val="32"/>
-          <w:szCs w:val="40"/>
-        </w:rPr>
-        <w:commentReference w:id="18"/>
-      </w:r>
     </w:p>
     <w:p>
       <w:pPr>
         <w:pStyle w:val="berschrift2"/>
       </w:pPr>
-      <w:bookmarkStart w:id="19" w:name="_Toc243652459"/>
+      <w:bookmarkStart w:id="18" w:name="_Toc244262191"/>
       <w:r>
         <w:t>5</w:t>
       </w:r>
       <w:r>
         <w:t>.1 Systemkontext</w:t>
       </w:r>
-      <w:bookmarkEnd w:id="19"/>
+      <w:bookmarkEnd w:id="18"/>
     </w:p>
     <w:p>
       <w:r>
@@ -4787,7 +4826,7 @@
           <w:szCs w:val="22"/>
         </w:rPr>
       </w:pPr>
-      <w:bookmarkStart w:id="20" w:name="_Toc243652443"/>
+      <w:bookmarkStart w:id="19" w:name="_Toc244262197"/>
       <w:r>
         <w:rPr>
           <w:sz w:val="22"/>
@@ -4838,7 +4877,7 @@
         </w:rPr>
         <w:t>: Kontextdiagramm</w:t>
       </w:r>
-      <w:bookmarkEnd w:id="20"/>
+      <w:bookmarkEnd w:id="19"/>
     </w:p>
     <w:p>
       <w:r>
@@ -4861,7 +4900,7 @@
                     <pic:cNvPicPr/>
                   </pic:nvPicPr>
                   <pic:blipFill>
-                    <a:blip r:embed="rId22"/>
+                    <a:blip r:embed="rId18"/>
                     <a:stretch>
                       <a:fillRect/>
                     </a:stretch>
@@ -4907,7 +4946,7 @@
       <w:pPr>
         <w:pStyle w:val="berschrift2"/>
       </w:pPr>
-      <w:bookmarkStart w:id="21" w:name="_Toc243652460"/>
+      <w:bookmarkStart w:id="20" w:name="_Toc244262192"/>
       <w:r>
         <w:lastRenderedPageBreak/>
         <w:t>5</w:t>
@@ -4915,7 +4954,7 @@
       <w:r>
         <w:t>.2 Systemschnittstellen</w:t>
       </w:r>
-      <w:bookmarkEnd w:id="21"/>
+      <w:bookmarkEnd w:id="20"/>
     </w:p>
     <w:p>
       <w:r>
@@ -4924,7 +4963,15 @@
     </w:p>
     <w:p>
       <w:r>
-        <w:t>Für den Aufruf der Webanwendung und klassische Anfrage-Antwort-Kommunikation wird HTTP verwendet. Für die laufende Partie ist zusätzlich eine Kommunikation zwischen Browser und Webserver vorgesehen, um Änderungen des Spielzustands zeitnah an alle beteiligten Spieler zu übertragen. Hierfür wird eine WebSocket-Verbindung verwendet. Die zwischen Browser und Webserver ausgetauschten strukturierten Daten werden im JSON-Format (JavaScript Object Notation) übertragen. JSON ermöglicht eine kompakte und eindeutig strukturierte Darstellung von Spielaktionen und Spielzuständen.</w:t>
+        <w:t xml:space="preserve">Für den Aufruf der Webanwendung und klassische Anfrage-Antwort-Kommunikation wird HTTP verwendet. Für die laufende Partie ist zusätzlich eine Kommunikation zwischen Browser und Webserver vorgesehen, um Änderungen des Spielzustands zeitnah an alle beteiligten Spieler zu übertragen. Hierfür wird eine WebSocket-Verbindung verwendet. Die zwischen Browser und Webserver ausgetauschten strukturierten Daten werden im JSON-Format (JavaScript </w:t>
+      </w:r>
+      <w:proofErr w:type="spellStart"/>
+      <w:r>
+        <w:t>Object</w:t>
+      </w:r>
+      <w:proofErr w:type="spellEnd"/>
+      <w:r>
+        <w:t xml:space="preserve"> Notation) übertragen. JSON ermöglicht eine kompakte und eindeutig strukturierte Darstellung von Spielaktionen und Spielzuständen.</w:t>
       </w:r>
       <w:r>
         <w:t xml:space="preserve"> </w:t>
@@ -4944,7 +4991,7 @@
           <w:szCs w:val="22"/>
         </w:rPr>
       </w:pPr>
-      <w:bookmarkStart w:id="22" w:name="_Toc241413575"/>
+      <w:bookmarkStart w:id="21" w:name="_Toc244262205"/>
       <w:r>
         <w:rPr>
           <w:sz w:val="22"/>
@@ -4995,7 +5042,7 @@
         </w:rPr>
         <w:t>: Übertragene Daten und Aktionen</w:t>
       </w:r>
-      <w:bookmarkEnd w:id="22"/>
+      <w:bookmarkEnd w:id="21"/>
     </w:p>
     <w:tbl>
       <w:tblPr>
@@ -5382,7 +5429,7 @@
       <w:pPr>
         <w:pStyle w:val="berschrift1"/>
       </w:pPr>
-      <w:bookmarkStart w:id="23" w:name="_Toc243652461"/>
+      <w:bookmarkStart w:id="22" w:name="_Toc244262193"/>
       <w:r>
         <w:lastRenderedPageBreak/>
         <w:t>6</w:t>
@@ -5390,7 +5437,7 @@
       <w:r>
         <w:t>. Benutzerschnittstellen</w:t>
       </w:r>
-      <w:bookmarkEnd w:id="23"/>
+      <w:bookmarkEnd w:id="22"/>
     </w:p>
     <w:p>
       <w:r>
@@ -5483,7 +5530,7 @@
         <w:pStyle w:val="Beschriftung"/>
         <w:keepNext/>
       </w:pPr>
-      <w:bookmarkStart w:id="24" w:name="_Toc243652444"/>
+      <w:bookmarkStart w:id="23" w:name="_Toc244262198"/>
       <w:r>
         <w:rPr>
           <w:sz w:val="22"/>
@@ -5534,7 +5581,7 @@
         </w:rPr>
         <w:t>: Mockup der Startseite</w:t>
       </w:r>
-      <w:bookmarkEnd w:id="24"/>
+      <w:bookmarkEnd w:id="23"/>
     </w:p>
     <w:p>
       <w:pPr>
@@ -5703,7 +5750,7 @@
                     <pic:cNvPicPr/>
                   </pic:nvPicPr>
                   <pic:blipFill rotWithShape="1">
-                    <a:blip r:embed="rId23"/>
+                    <a:blip r:embed="rId19"/>
                     <a:srcRect l="669" t="1021" r="862"/>
                     <a:stretch>
                       <a:fillRect/>
@@ -5828,7 +5875,7 @@
           <w:szCs w:val="22"/>
         </w:rPr>
       </w:pPr>
-      <w:bookmarkStart w:id="25" w:name="_Toc243652445"/>
+      <w:bookmarkStart w:id="24" w:name="_Toc244262199"/>
       <w:r>
         <w:rPr>
           <w:sz w:val="22"/>
@@ -5880,7 +5927,7 @@
         </w:rPr>
         <w:t>: Mockup Spielvorbereitung</w:t>
       </w:r>
-      <w:bookmarkEnd w:id="25"/>
+      <w:bookmarkEnd w:id="24"/>
     </w:p>
     <w:p>
       <w:pPr>
@@ -5981,7 +6028,7 @@
                     <pic:cNvPicPr/>
                   </pic:nvPicPr>
                   <pic:blipFill rotWithShape="1">
-                    <a:blip r:embed="rId24"/>
+                    <a:blip r:embed="rId20"/>
                     <a:srcRect l="706" t="337" r="695" b="982"/>
                     <a:stretch>
                       <a:fillRect/>
@@ -6164,7 +6211,7 @@
           <w:szCs w:val="22"/>
         </w:rPr>
       </w:pPr>
-      <w:bookmarkStart w:id="26" w:name="_Toc243652446"/>
+      <w:bookmarkStart w:id="25" w:name="_Toc244262200"/>
       <w:r>
         <w:rPr>
           <w:sz w:val="22"/>
@@ -6216,7 +6263,7 @@
         </w:rPr>
         <w:t>: Mockup Spielansicht</w:t>
       </w:r>
-      <w:bookmarkEnd w:id="26"/>
+      <w:bookmarkEnd w:id="25"/>
     </w:p>
     <w:p>
       <w:pPr>
@@ -6316,7 +6363,7 @@
                     <pic:cNvPicPr/>
                   </pic:nvPicPr>
                   <pic:blipFill>
-                    <a:blip r:embed="rId25"/>
+                    <a:blip r:embed="rId21"/>
                     <a:stretch>
                       <a:fillRect/>
                     </a:stretch>
@@ -6407,7 +6454,7 @@
           <w:szCs w:val="22"/>
         </w:rPr>
       </w:pPr>
-      <w:bookmarkStart w:id="27" w:name="_Toc243652447"/>
+      <w:bookmarkStart w:id="26" w:name="_Toc244262201"/>
       <w:r>
         <w:rPr>
           <w:sz w:val="22"/>
@@ -6473,7 +6520,7 @@
         </w:rPr>
         <w:t>Mockup Spielende</w:t>
       </w:r>
-      <w:bookmarkEnd w:id="27"/>
+      <w:bookmarkEnd w:id="26"/>
     </w:p>
     <w:p>
       <w:pPr>
@@ -6573,7 +6620,7 @@
                     <pic:cNvPicPr/>
                   </pic:nvPicPr>
                   <pic:blipFill>
-                    <a:blip r:embed="rId26"/>
+                    <a:blip r:embed="rId22"/>
                     <a:stretch>
                       <a:fillRect/>
                     </a:stretch>
@@ -6635,7 +6682,7 @@
           <w:szCs w:val="22"/>
         </w:rPr>
       </w:pPr>
-      <w:bookmarkStart w:id="28" w:name="_Toc243652448"/>
+      <w:bookmarkStart w:id="27" w:name="_Toc244262202"/>
       <w:r>
         <w:rPr>
           <w:sz w:val="22"/>
@@ -6687,7 +6734,7 @@
         </w:rPr>
         <w:t>: Dialogfluss</w:t>
       </w:r>
-      <w:bookmarkEnd w:id="28"/>
+      <w:bookmarkEnd w:id="27"/>
     </w:p>
     <w:p>
       <w:pPr>
@@ -6713,7 +6760,7 @@
                     <pic:cNvPicPr/>
                   </pic:nvPicPr>
                   <pic:blipFill>
-                    <a:blip r:embed="rId27"/>
+                    <a:blip r:embed="rId23"/>
                     <a:stretch>
                       <a:fillRect/>
                     </a:stretch>
@@ -6770,7 +6817,7 @@
           <w:szCs w:val="22"/>
         </w:rPr>
       </w:pPr>
-      <w:bookmarkStart w:id="29" w:name="_Toc241413576"/>
+      <w:bookmarkStart w:id="28" w:name="_Toc244262206"/>
       <w:r>
         <w:rPr>
           <w:sz w:val="22"/>
@@ -6821,7 +6868,7 @@
         </w:rPr>
         <w:t>: Eingabevalidierungen</w:t>
       </w:r>
-      <w:bookmarkEnd w:id="29"/>
+      <w:bookmarkEnd w:id="28"/>
     </w:p>
     <w:tbl>
       <w:tblPr>
@@ -7092,7 +7139,7 @@
           <w:tab w:val="num" w:pos="720"/>
         </w:tabs>
         <w:sectPr>
-          <w:footerReference w:type="default" r:id="rId28"/>
+          <w:footerReference w:type="default" r:id="rId24"/>
           <w:pgSz w:w="11906" w:h="16838"/>
           <w:pgMar w:top="1134" w:right="1134" w:bottom="1134" w:left="1134" w:header="709" w:footer="709" w:gutter="0"/>
           <w:pgNumType w:start="1"/>
@@ -7120,46 +7167,6 @@
     </w:sectPr>
   </w:body>
 </w:document>
-</file>
-
-<file path=word/comments.xml><?xml version="1.0" encoding="utf-8"?>
-<w:comments xmlns:wpc="http://schemas.microsoft.com/office/word/2010/wordprocessingCanvas" xmlns:cx="http://schemas.microsoft.com/office/drawing/2014/chartex" xmlns:cx1="http://schemas.microsoft.com/office/drawing/2015/9/8/chartex" xmlns:cx2="http://schemas.microsoft.com/office/drawing/2015/10/21/chartex" xmlns:cx3="http://schemas.microsoft.com/office/drawing/2016/5/9/chartex" xmlns:cx4="http://schemas.microsoft.com/office/drawing/2016/5/10/chartex" xmlns:cx5="http://schemas.microsoft.com/office/drawing/2016/5/11/chartex" xmlns:cx6="http://schemas.microsoft.com/office/drawing/2016/5/12/chartex" xmlns:cx7="http://schemas.microsoft.com/office/drawing/2016/5/13/chartex" xmlns:cx8="http://schemas.microsoft.com/office/drawing/2016/5/14/chartex" xmlns:mc="http://schemas.openxmlformats.org/markup-compatibility/2006" xmlns:aink="http://schemas.microsoft.com/office/drawing/2016/ink" xmlns:am3d="http://schemas.microsoft.com/office/drawing/2017/model3d" xmlns:o="urn:schemas-microsoft-com:office:office" xmlns:oel="http://schemas.microsoft.com/office/2019/extlst" xmlns:r="http://schemas.openxmlformats.org/officeDocument/2006/relationships" xmlns:m="http://schemas.openxmlformats.org/officeDocument/2006/math" xmlns:v="urn:schemas-microsoft-com:vml" xmlns:wp14="http://schemas.microsoft.com/office/word/2010/wordprocessingDrawing" xmlns:wp="http://schemas.openxmlformats.org/drawingml/2006/wordprocessingDrawing" xmlns:w10="urn:schemas-microsoft-com:office:word" xmlns:w="http://schemas.openxmlformats.org/wordprocessingml/2006/main" xmlns:w14="http://schemas.microsoft.com/office/word/2010/wordml" xmlns:w15="http://schemas.microsoft.com/office/word/2012/wordml" xmlns:w16cex="http://schemas.microsoft.com/office/word/2018/wordml/cex" xmlns:w16cid="http://schemas.microsoft.com/office/word/2016/wordml/cid" xmlns:w16="http://schemas.microsoft.com/office/word/2018/wordml" xmlns:w16du="http://schemas.microsoft.com/office/word/2023/wordml/word16du" xmlns:w16sdtdh="http://schemas.microsoft.com/office/word/2020/wordml/sdtdatahash" xmlns:w16sdtfl="http://schemas.microsoft.com/office/word/2024/wordml/sdtformatlock" xmlns:w16se="http://schemas.microsoft.com/office/word/2015/wordml/symex" xmlns:wpg="http://schemas.microsoft.com/office/word/2010/wordprocessingGroup" xmlns:wpi="http://schemas.microsoft.com/office/word/2010/wordprocessingInk" xmlns:wne="http://schemas.microsoft.com/office/word/2006/wordml" xmlns:wps="http://schemas.microsoft.com/office/word/2010/wordprocessingShape" mc:Ignorable="w14 w15 w16se w16cid w16 w16cex w16sdtdh w16sdtfl w16du wp14">
-  <w:comment w:id="18" w:author="Jessica Krautheuser" w:date="2026-10-23T13:27:00Z" w:initials="JK">
-    <w:p>
-      <w:pPr>
-        <w:pStyle w:val="Kommentartext"/>
-        <w:jc w:val="left"/>
-      </w:pPr>
-      <w:r>
-        <w:rPr>
-          <w:rStyle w:val="Kommentarzeichen"/>
-        </w:rPr>
-        <w:annotationRef/>
-      </w:r>
-      <w:r>
-        <w:t>Kurze Einleitung ergänzen</w:t>
-      </w:r>
-    </w:p>
-  </w:comment>
-</w:comments>
-</file>
-
-<file path=word/commentsExtended.xml><?xml version="1.0" encoding="utf-8"?>
-<w15:commentsEx xmlns:wpc="http://schemas.microsoft.com/office/word/2010/wordprocessingCanvas" xmlns:cx="http://schemas.microsoft.com/office/drawing/2014/chartex" xmlns:cx1="http://schemas.microsoft.com/office/drawing/2015/9/8/chartex" xmlns:cx2="http://schemas.microsoft.com/office/drawing/2015/10/21/chartex" xmlns:cx3="http://schemas.microsoft.com/office/drawing/2016/5/9/chartex" xmlns:cx4="http://schemas.microsoft.com/office/drawing/2016/5/10/chartex" xmlns:cx5="http://schemas.microsoft.com/office/drawing/2016/5/11/chartex" xmlns:cx6="http://schemas.microsoft.com/office/drawing/2016/5/12/chartex" xmlns:cx7="http://schemas.microsoft.com/office/drawing/2016/5/13/chartex" xmlns:cx8="http://schemas.microsoft.com/office/drawing/2016/5/14/chartex" xmlns:mc="http://schemas.openxmlformats.org/markup-compatibility/2006" xmlns:aink="http://schemas.microsoft.com/office/drawing/2016/ink" xmlns:am3d="http://schemas.microsoft.com/office/drawing/2017/model3d" xmlns:o="urn:schemas-microsoft-com:office:office" xmlns:oel="http://schemas.microsoft.com/office/2019/extlst" xmlns:r="http://schemas.openxmlformats.org/officeDocument/2006/relationships" xmlns:m="http://schemas.openxmlformats.org/officeDocument/2006/math" xmlns:v="urn:schemas-microsoft-com:vml" xmlns:wp14="http://schemas.microsoft.com/office/word/2010/wordprocessingDrawing" xmlns:wp="http://schemas.openxmlformats.org/drawingml/2006/wordprocessingDrawing" xmlns:w10="urn:schemas-microsoft-com:office:word" xmlns:w="http://schemas.openxmlformats.org/wordprocessingml/2006/main" xmlns:w14="http://schemas.microsoft.com/office/word/2010/wordml" xmlns:w15="http://schemas.microsoft.com/office/word/2012/wordml" xmlns:w16cex="http://schemas.microsoft.com/office/word/2018/wordml/cex" xmlns:w16cid="http://schemas.microsoft.com/office/word/2016/wordml/cid" xmlns:w16="http://schemas.microsoft.com/office/word/2018/wordml" xmlns:w16du="http://schemas.microsoft.com/office/word/2023/wordml/word16du" xmlns:w16sdtdh="http://schemas.microsoft.com/office/word/2020/wordml/sdtdatahash" xmlns:w16sdtfl="http://schemas.microsoft.com/office/word/2024/wordml/sdtformatlock" xmlns:w16se="http://schemas.microsoft.com/office/word/2015/wordml/symex" xmlns:wpg="http://schemas.microsoft.com/office/word/2010/wordprocessingGroup" xmlns:wpi="http://schemas.microsoft.com/office/word/2010/wordprocessingInk" xmlns:wne="http://schemas.microsoft.com/office/word/2006/wordml" xmlns:wps="http://schemas.microsoft.com/office/word/2010/wordprocessingShape" mc:Ignorable="w14 w15 w16se w16cid w16 w16cex w16sdtdh w16sdtfl w16du wp14">
-  <w15:commentEx w15:paraId="142443B2" w15:done="0"/>
-</w15:commentsEx>
-</file>
-
-<file path=word/commentsExtensible.xml><?xml version="1.0" encoding="utf-8"?>
-<w16cex:commentsExtensible xmlns:wpc="http://schemas.microsoft.com/office/word/2010/wordprocessingCanvas" xmlns:cx="http://schemas.microsoft.com/office/drawing/2014/chartex" xmlns:cx1="http://schemas.microsoft.com/office/drawing/2015/9/8/chartex" xmlns:cx2="http://schemas.microsoft.com/office/drawing/2015/10/21/chartex" xmlns:cx3="http://schemas.microsoft.com/office/drawing/2016/5/9/chartex" xmlns:cx4="http://schemas.microsoft.com/office/drawing/2016/5/10/chartex" xmlns:cx5="http://schemas.microsoft.com/office/drawing/2016/5/11/chartex" xmlns:cx6="http://schemas.microsoft.com/office/drawing/2016/5/12/chartex" xmlns:cx7="http://schemas.microsoft.com/office/drawing/2016/5/13/chartex" xmlns:cx8="http://schemas.microsoft.com/office/drawing/2016/5/14/chartex" xmlns:cr="http://schemas.microsoft.com/office/comments/2020/reactions" xmlns:mc="http://schemas.openxmlformats.org/markup-compatibility/2006" xmlns:aink="http://schemas.microsoft.com/office/drawing/2016/ink" xmlns:am3d="http://schemas.microsoft.com/office/drawing/2017/model3d" xmlns:o="urn:schemas-microsoft-com:office:office" xmlns:oel="http://schemas.microsoft.com/office/2019/extlst" xmlns:r="http://schemas.openxmlformats.org/officeDocument/2006/relationships" xmlns:m="http://schemas.openxmlformats.org/officeDocument/2006/math" xmlns:v="urn:schemas-microsoft-com:vml" xmlns:wp14="http://schemas.microsoft.com/office/word/2010/wordprocessingDrawing" xmlns:wp="http://schemas.openxmlformats.org/drawingml/2006/wordprocessingDrawing" xmlns:w10="urn:schemas-microsoft-com:office:word" xmlns:w="http://schemas.openxmlformats.org/wordprocessingml/2006/main" xmlns:w14="http://schemas.microsoft.com/office/word/2010/wordml" xmlns:w15="http://schemas.microsoft.com/office/word/2012/wordml" xmlns:w16cex="http://schemas.microsoft.com/office/word/2018/wordml/cex" xmlns:w16cid="http://schemas.microsoft.com/office/word/2016/wordml/cid" xmlns:w16="http://schemas.microsoft.com/office/word/2018/wordml" xmlns:w16du="http://schemas.microsoft.com/office/word/2023/wordml/word16du" xmlns:w16sdtdh="http://schemas.microsoft.com/office/word/2020/wordml/sdtdatahash" xmlns:w16sdtfl="http://schemas.microsoft.com/office/word/2024/wordml/sdtformatlock" xmlns:w16se="http://schemas.microsoft.com/office/word/2015/wordml/symex" xmlns:wpg="http://schemas.microsoft.com/office/word/2010/wordprocessingGroup" xmlns:wpi="http://schemas.microsoft.com/office/word/2010/wordprocessingInk" xmlns:wne="http://schemas.microsoft.com/office/word/2006/wordml" xmlns:wps="http://schemas.microsoft.com/office/word/2010/wordprocessingShape" mc:Ignorable="w14 w15 w16se w16cid w16 w16cex w16sdtdh w16sdtfl cr w16du wp14">
-  <w16cex:commentExtensible w16cex:durableId="161F9FC6" w16cex:dateUtc="2026-10-23T11:27:00Z"/>
-</w16cex:commentsExtensible>
-</file>
-
-<file path=word/commentsIds.xml><?xml version="1.0" encoding="utf-8"?>
-<w16cid:commentsIds xmlns:wpc="http://schemas.microsoft.com/office/word/2010/wordprocessingCanvas" xmlns:cx="http://schemas.microsoft.com/office/drawing/2014/chartex" xmlns:cx1="http://schemas.microsoft.com/office/drawing/2015/9/8/chartex" xmlns:cx2="http://schemas.microsoft.com/office/drawing/2015/10/21/chartex" xmlns:cx3="http://schemas.microsoft.com/office/drawing/2016/5/9/chartex" xmlns:cx4="http://schemas.microsoft.com/office/drawing/2016/5/10/chartex" xmlns:cx5="http://schemas.microsoft.com/office/drawing/2016/5/11/chartex" xmlns:cx6="http://schemas.microsoft.com/office/drawing/2016/5/12/chartex" xmlns:cx7="http://schemas.microsoft.com/office/drawing/2016/5/13/chartex" xmlns:cx8="http://schemas.microsoft.com/office/drawing/2016/5/14/chartex" xmlns:mc="http://schemas.openxmlformats.org/markup-compatibility/2006" xmlns:aink="http://schemas.microsoft.com/office/drawing/2016/ink" xmlns:am3d="http://schemas.microsoft.com/office/drawing/2017/model3d" xmlns:o="urn:schemas-microsoft-com:office:office" xmlns:oel="http://schemas.microsoft.com/office/2019/extlst" xmlns:r="http://schemas.openxmlformats.org/officeDocument/2006/relationships" xmlns:m="http://schemas.openxmlformats.org/officeDocument/2006/math" xmlns:v="urn:schemas-microsoft-com:vml" xmlns:wp14="http://schemas.microsoft.com/office/word/2010/wordprocessingDrawing" xmlns:wp="http://schemas.openxmlformats.org/drawingml/2006/wordprocessingDrawing" xmlns:w10="urn:schemas-microsoft-com:office:word" xmlns:w="http://schemas.openxmlformats.org/wordprocessingml/2006/main" xmlns:w14="http://schemas.microsoft.com/office/word/2010/wordml" xmlns:w15="http://schemas.microsoft.com/office/word/2012/wordml" xmlns:w16cex="http://schemas.microsoft.com/office/word/2018/wordml/cex" xmlns:w16cid="http://schemas.microsoft.com/office/word/2016/wordml/cid" xmlns:w16="http://schemas.microsoft.com/office/word/2018/wordml" xmlns:w16du="http://schemas.microsoft.com/office/word/2023/wordml/word16du" xmlns:w16sdtdh="http://schemas.microsoft.com/office/word/2020/wordml/sdtdatahash" xmlns:w16sdtfl="http://schemas.microsoft.com/office/word/2024/wordml/sdtformatlock" xmlns:w16se="http://schemas.microsoft.com/office/word/2015/wordml/symex" xmlns:wpg="http://schemas.microsoft.com/office/word/2010/wordprocessingGroup" xmlns:wpi="http://schemas.microsoft.com/office/word/2010/wordprocessingInk" xmlns:wne="http://schemas.microsoft.com/office/word/2006/wordml" xmlns:wps="http://schemas.microsoft.com/office/word/2010/wordprocessingShape" mc:Ignorable="w14 w15 w16se w16cid w16 w16cex w16sdtdh w16sdtfl w16du wp14">
-  <w16cid:commentId w16cid:paraId="142443B2" w16cid:durableId="161F9FC6"/>
-</w16cid:commentsIds>
 </file>
 
 <file path=word/endnotes.xml><?xml version="1.0" encoding="utf-8"?>
@@ -8739,14 +8746,6 @@
   </w:num>
   <w:numIdMacAtCleanup w:val="8"/>
 </w:numbering>
-</file>
-
-<file path=word/people.xml><?xml version="1.0" encoding="utf-8"?>
-<w15:people xmlns:wpc="http://schemas.microsoft.com/office/word/2010/wordprocessingCanvas" xmlns:cx="http://schemas.microsoft.com/office/drawing/2014/chartex" xmlns:cx1="http://schemas.microsoft.com/office/drawing/2015/9/8/chartex" xmlns:cx2="http://schemas.microsoft.com/office/drawing/2015/10/21/chartex" xmlns:cx3="http://schemas.microsoft.com/office/drawing/2016/5/9/chartex" xmlns:cx4="http://schemas.microsoft.com/office/drawing/2016/5/10/chartex" xmlns:cx5="http://schemas.microsoft.com/office/drawing/2016/5/11/chartex" xmlns:cx6="http://schemas.microsoft.com/office/drawing/2016/5/12/chartex" xmlns:cx7="http://schemas.microsoft.com/office/drawing/2016/5/13/chartex" xmlns:cx8="http://schemas.microsoft.com/office/drawing/2016/5/14/chartex" xmlns:mc="http://schemas.openxmlformats.org/markup-compatibility/2006" xmlns:aink="http://schemas.microsoft.com/office/drawing/2016/ink" xmlns:am3d="http://schemas.microsoft.com/office/drawing/2017/model3d" xmlns:o="urn:schemas-microsoft-com:office:office" xmlns:oel="http://schemas.microsoft.com/office/2019/extlst" xmlns:r="http://schemas.openxmlformats.org/officeDocument/2006/relationships" xmlns:m="http://schemas.openxmlformats.org/officeDocument/2006/math" xmlns:v="urn:schemas-microsoft-com:vml" xmlns:wp14="http://schemas.microsoft.com/office/word/2010/wordprocessingDrawing" xmlns:wp="http://schemas.openxmlformats.org/drawingml/2006/wordprocessingDrawing" xmlns:w10="urn:schemas-microsoft-com:office:word" xmlns:w="http://schemas.openxmlformats.org/wordprocessingml/2006/main" xmlns:w14="http://schemas.microsoft.com/office/word/2010/wordml" xmlns:w15="http://schemas.microsoft.com/office/word/2012/wordml" xmlns:w16cex="http://schemas.microsoft.com/office/word/2018/wordml/cex" xmlns:w16cid="http://schemas.microsoft.com/office/word/2016/wordml/cid" xmlns:w16="http://schemas.microsoft.com/office/word/2018/wordml" xmlns:w16du="http://schemas.microsoft.com/office/word/2023/wordml/word16du" xmlns:w16sdtdh="http://schemas.microsoft.com/office/word/2020/wordml/sdtdatahash" xmlns:w16sdtfl="http://schemas.microsoft.com/office/word/2024/wordml/sdtformatlock" xmlns:w16se="http://schemas.microsoft.com/office/word/2015/wordml/symex" xmlns:wpg="http://schemas.microsoft.com/office/word/2010/wordprocessingGroup" xmlns:wpi="http://schemas.microsoft.com/office/word/2010/wordprocessingInk" xmlns:wne="http://schemas.microsoft.com/office/word/2006/wordml" xmlns:wps="http://schemas.microsoft.com/office/word/2010/wordprocessingShape" mc:Ignorable="w14 w15 w16se w16cid w16 w16cex w16sdtdh w16sdtfl w16du wp14">
-  <w15:person w15:author="Jessica Krautheuser">
-    <w15:presenceInfo w15:providerId="AD" w15:userId="S::jessica.krautheuser@iu-study.org::fe4d7fde-7d7a-43d2-a4ea-6eb678d92ce1"/>
-  </w15:person>
-</w15:people>
 </file>
 
 <file path=word/styles.xml><?xml version="1.0" encoding="utf-8"?>
